--- a/workbook/04 bjtsDc/bjtBlank.docx
+++ b/workbook/04 bjtsDc/bjtBlank.docx
@@ -42,11 +42,7 @@
         </w:rPr>
       </w:pPr>
       <w:r>
-        <w:t xml:space="preserve">If the BJT is in the active region, assume </w:t>
-      </w:r>
-      <w:proofErr w:type="spellStart"/>
-      <w:r>
-        <w:t>V</w:t>
+        <w:t>If the BJT is in the active region, assume V</w:t>
       </w:r>
       <w:r>
         <w:rPr>
@@ -60,13 +56,8 @@
         </w:rPr>
         <w:t>e</w:t>
       </w:r>
-      <w:proofErr w:type="spellEnd"/>
-      <w:r>
-        <w:t xml:space="preserve"> = 0.7V, ß = 100, and </w:t>
-      </w:r>
-      <w:proofErr w:type="spellStart"/>
-      <w:r>
-        <w:t>i</w:t>
+      <w:r>
+        <w:t xml:space="preserve"> = 0.7V, ß = 100, and i</w:t>
       </w:r>
       <w:r>
         <w:rPr>
@@ -74,13 +65,8 @@
         </w:rPr>
         <w:t>c</w:t>
       </w:r>
-      <w:proofErr w:type="spellEnd"/>
-      <w:r>
-        <w:t>=</w:t>
-      </w:r>
-      <w:proofErr w:type="spellStart"/>
-      <w:r>
-        <w:t>i</w:t>
+      <w:r>
+        <w:t>=i</w:t>
       </w:r>
       <w:r>
         <w:rPr>
@@ -88,7 +74,6 @@
         </w:rPr>
         <w:t>e</w:t>
       </w:r>
-      <w:proofErr w:type="spellEnd"/>
       <w:r>
         <w:t xml:space="preserve">.  </w:t>
       </w:r>
@@ -106,11 +91,7 @@
         </w:rPr>
       </w:pPr>
       <w:r>
-        <w:t xml:space="preserve">If the BJT is in saturation, assume that </w:t>
-      </w:r>
-      <w:proofErr w:type="spellStart"/>
-      <w:r>
-        <w:t>V</w:t>
+        <w:t>If the BJT is in saturation, assume that V</w:t>
       </w:r>
       <w:r>
         <w:rPr>
@@ -118,7 +99,6 @@
         </w:rPr>
         <w:t>ce</w:t>
       </w:r>
-      <w:proofErr w:type="spellEnd"/>
       <w:r>
         <w:t xml:space="preserve"> = 0.2V. </w:t>
       </w:r>
@@ -136,15 +116,7 @@
         </w:rPr>
       </w:pPr>
       <w:r>
-        <w:t xml:space="preserve">Only </w:t>
-      </w:r>
-      <w:proofErr w:type="gramStart"/>
-      <w:r>
-        <w:t>compute ß</w:t>
-      </w:r>
-      <w:proofErr w:type="gramEnd"/>
-      <w:r>
-        <w:t xml:space="preserve"> when the BJT is in saturation.</w:t>
+        <w:t>Only compute ß when the BJT is in saturation.</w:t>
       </w:r>
     </w:p>
     <w:p>
@@ -225,7 +197,7 @@
           <w:noProof/>
         </w:rPr>
         <w:drawing>
-          <wp:inline distT="0" distB="0" distL="0" distR="0" wp14:anchorId="0700EC82" wp14:editId="497DDF50">
+          <wp:inline distT="0" distB="0" distL="0" distR="0" wp14:anchorId="7205553B" wp14:editId="51A3A7A0">
             <wp:extent cx="3851162" cy="5486400"/>
             <wp:effectExtent l="0" t="0" r="0" b="0"/>
             <wp:docPr id="1891650576" name="Picture 11"/>
@@ -282,9 +254,8 @@
         <w:rPr>
           <w:noProof/>
         </w:rPr>
-        <w:lastRenderedPageBreak/>
         <w:drawing>
-          <wp:inline distT="0" distB="0" distL="0" distR="0" wp14:anchorId="7CECE0B7" wp14:editId="2675D8D3">
+          <wp:inline distT="0" distB="0" distL="0" distR="0" wp14:anchorId="0E62943F" wp14:editId="76DDF6AC">
             <wp:extent cx="4680000" cy="7244268"/>
             <wp:effectExtent l="0" t="0" r="6350" b="0"/>
             <wp:docPr id="656158178" name="Picture 8"/>
@@ -374,7 +345,6 @@
               <w:ind w:left="0" w:firstLine="0"/>
             </w:pPr>
             <w:r>
-              <w:lastRenderedPageBreak/>
               <w:t>Problem</w:t>
             </w:r>
           </w:p>
@@ -426,11 +396,9 @@
             <w:pPr>
               <w:ind w:left="0" w:firstLine="0"/>
             </w:pPr>
-            <w:proofErr w:type="spellStart"/>
             <w:r>
               <w:t>ic</w:t>
             </w:r>
-            <w:proofErr w:type="spellEnd"/>
           </w:p>
         </w:tc>
         <w:tc>
@@ -441,11 +409,9 @@
             <w:pPr>
               <w:ind w:left="0" w:firstLine="0"/>
             </w:pPr>
-            <w:proofErr w:type="spellStart"/>
             <w:r>
               <w:t>ib</w:t>
             </w:r>
-            <w:proofErr w:type="spellEnd"/>
           </w:p>
         </w:tc>
         <w:tc>
@@ -456,11 +422,9 @@
             <w:pPr>
               <w:ind w:left="0" w:firstLine="0"/>
             </w:pPr>
-            <w:proofErr w:type="spellStart"/>
             <w:r>
               <w:t>ie</w:t>
             </w:r>
-            <w:proofErr w:type="spellEnd"/>
           </w:p>
         </w:tc>
         <w:tc>
@@ -2064,7 +2028,6 @@
           <w:sz w:val="28"/>
           <w:szCs w:val="28"/>
         </w:rPr>
-        <w:lastRenderedPageBreak/>
         <w:t>DC circuits with PNP BJTs and resistors</w:t>
       </w:r>
     </w:p>
@@ -2086,11 +2049,7 @@
         </w:rPr>
       </w:pPr>
       <w:r>
-        <w:t xml:space="preserve">If the BJT is in the active region, assume </w:t>
-      </w:r>
-      <w:proofErr w:type="spellStart"/>
-      <w:r>
-        <w:t>V</w:t>
+        <w:t>If the BJT is in the active region, assume V</w:t>
       </w:r>
       <w:r>
         <w:rPr>
@@ -2104,13 +2063,8 @@
         </w:rPr>
         <w:t>b</w:t>
       </w:r>
-      <w:proofErr w:type="spellEnd"/>
-      <w:r>
-        <w:t xml:space="preserve"> = 0.7V, ß = 100, and </w:t>
-      </w:r>
-      <w:proofErr w:type="spellStart"/>
-      <w:r>
-        <w:t>i</w:t>
+      <w:r>
+        <w:t xml:space="preserve"> = 0.7V, ß = 100, and i</w:t>
       </w:r>
       <w:r>
         <w:rPr>
@@ -2118,13 +2072,8 @@
         </w:rPr>
         <w:t>c</w:t>
       </w:r>
-      <w:proofErr w:type="spellEnd"/>
-      <w:r>
-        <w:t>=</w:t>
-      </w:r>
-      <w:proofErr w:type="spellStart"/>
-      <w:r>
-        <w:t>i</w:t>
+      <w:r>
+        <w:t>=i</w:t>
       </w:r>
       <w:r>
         <w:rPr>
@@ -2132,7 +2081,6 @@
         </w:rPr>
         <w:t>e</w:t>
       </w:r>
-      <w:proofErr w:type="spellEnd"/>
       <w:r>
         <w:t xml:space="preserve">.  </w:t>
       </w:r>
@@ -2181,15 +2129,7 @@
         </w:rPr>
       </w:pPr>
       <w:r>
-        <w:t xml:space="preserve">Only </w:t>
-      </w:r>
-      <w:proofErr w:type="gramStart"/>
-      <w:r>
-        <w:t>compute ß</w:t>
-      </w:r>
-      <w:proofErr w:type="gramEnd"/>
-      <w:r>
-        <w:t xml:space="preserve"> when the BJT is in saturation.</w:t>
+        <w:t>Only compute ß when the BJT is in saturation.</w:t>
       </w:r>
     </w:p>
     <w:p>
@@ -2274,7 +2214,7 @@
           <w:noProof/>
         </w:rPr>
         <w:drawing>
-          <wp:inline distT="0" distB="0" distL="0" distR="0" wp14:anchorId="120BD260" wp14:editId="6A92576F">
+          <wp:inline distT="0" distB="0" distL="0" distR="0" wp14:anchorId="3C4D10C2" wp14:editId="7388A815">
             <wp:extent cx="3855862" cy="5486400"/>
             <wp:effectExtent l="0" t="0" r="0" b="0"/>
             <wp:docPr id="14015246" name="Picture 1"/>
@@ -2345,9 +2285,8 @@
           <w:bCs/>
           <w:noProof/>
         </w:rPr>
-        <w:lastRenderedPageBreak/>
         <w:drawing>
-          <wp:inline distT="0" distB="0" distL="0" distR="0" wp14:anchorId="0B311DC3" wp14:editId="764F6C8C">
+          <wp:inline distT="0" distB="0" distL="0" distR="0" wp14:anchorId="5CA52404" wp14:editId="466386FE">
             <wp:extent cx="4680000" cy="5262000"/>
             <wp:effectExtent l="0" t="0" r="6350" b="0"/>
             <wp:docPr id="1884810951" name="Picture 2"/>
@@ -2509,11 +2448,9 @@
             <w:pPr>
               <w:ind w:left="0" w:firstLine="0"/>
             </w:pPr>
-            <w:proofErr w:type="spellStart"/>
             <w:r>
               <w:t>ic</w:t>
             </w:r>
-            <w:proofErr w:type="spellEnd"/>
           </w:p>
         </w:tc>
         <w:tc>
@@ -2524,11 +2461,9 @@
             <w:pPr>
               <w:ind w:left="0" w:firstLine="0"/>
             </w:pPr>
-            <w:proofErr w:type="spellStart"/>
             <w:r>
               <w:t>ib</w:t>
             </w:r>
-            <w:proofErr w:type="spellEnd"/>
           </w:p>
         </w:tc>
         <w:tc>
@@ -2539,11 +2474,9 @@
             <w:pPr>
               <w:ind w:left="0" w:firstLine="0"/>
             </w:pPr>
-            <w:proofErr w:type="spellStart"/>
             <w:r>
               <w:t>ie</w:t>
             </w:r>
-            <w:proofErr w:type="spellEnd"/>
           </w:p>
         </w:tc>
         <w:tc>
@@ -3958,7 +3891,6 @@
           <w:sz w:val="28"/>
           <w:szCs w:val="28"/>
         </w:rPr>
-        <w:lastRenderedPageBreak/>
         <w:t>BJT Current Sources and mirrors</w:t>
       </w:r>
     </w:p>
@@ -3970,11 +3902,7 @@
         </w:rPr>
       </w:pPr>
       <w:r>
-        <w:t xml:space="preserve">If the BJT is in the active region, assume </w:t>
-      </w:r>
-      <w:proofErr w:type="spellStart"/>
-      <w:r>
-        <w:t>V</w:t>
+        <w:t>If the BJT is in the active region, assume V</w:t>
       </w:r>
       <w:r>
         <w:rPr>
@@ -3988,13 +3916,8 @@
         </w:rPr>
         <w:t>e</w:t>
       </w:r>
-      <w:proofErr w:type="spellEnd"/>
-      <w:r>
-        <w:t xml:space="preserve"> = 0.7V, ß = 100, </w:t>
-      </w:r>
-      <w:proofErr w:type="spellStart"/>
-      <w:r>
-        <w:t>i</w:t>
+      <w:r>
+        <w:t xml:space="preserve"> = 0.7V, ß = 100, i</w:t>
       </w:r>
       <w:r>
         <w:rPr>
@@ -4002,13 +3925,8 @@
         </w:rPr>
         <w:t>c</w:t>
       </w:r>
-      <w:proofErr w:type="spellEnd"/>
-      <w:r>
-        <w:t>=</w:t>
-      </w:r>
-      <w:proofErr w:type="spellStart"/>
-      <w:r>
-        <w:t>i</w:t>
+      <w:r>
+        <w:t>=i</w:t>
       </w:r>
       <w:r>
         <w:rPr>
@@ -4016,7 +3934,6 @@
         </w:rPr>
         <w:t>e</w:t>
       </w:r>
-      <w:proofErr w:type="spellEnd"/>
       <w:r>
         <w:t xml:space="preserve">. </w:t>
       </w:r>
@@ -4037,7 +3954,7 @@
           <w:noProof/>
         </w:rPr>
         <w:drawing>
-          <wp:inline distT="0" distB="0" distL="0" distR="0" wp14:anchorId="6004253A" wp14:editId="7CC7D365">
+          <wp:inline distT="0" distB="0" distL="0" distR="0" wp14:anchorId="733E9A6F" wp14:editId="43B77E33">
             <wp:extent cx="3325091" cy="2642219"/>
             <wp:effectExtent l="0" t="0" r="8890" b="6350"/>
             <wp:docPr id="571795877" name="Picture 4"/>
@@ -4102,7 +4019,7 @@
         <mc:AlternateContent>
           <mc:Choice Requires="wps">
             <w:drawing>
-              <wp:anchor distT="45720" distB="45720" distL="114300" distR="114300" simplePos="0" relativeHeight="251896832" behindDoc="0" locked="0" layoutInCell="1" allowOverlap="1" wp14:anchorId="35470655" wp14:editId="00CAA88D">
+              <wp:anchor distT="45720" distB="45720" distL="114300" distR="114300" simplePos="0" relativeHeight="251935744" behindDoc="0" locked="0" layoutInCell="1" allowOverlap="1" wp14:anchorId="71713753" wp14:editId="1F647253">
                 <wp:simplePos x="0" y="0"/>
                 <wp:positionH relativeFrom="column">
                   <wp:posOffset>239395</wp:posOffset>
@@ -4165,11 +4082,11 @@
           </mc:Choice>
           <mc:Fallback>
             <w:pict>
-              <v:shapetype w14:anchorId="35470655" id="_x0000_t202" coordsize="21600,21600" o:spt="202" path="m,l,21600r21600,l21600,xe">
+              <v:shapetype w14:anchorId="71713753" id="_x0000_t202" coordsize="21600,21600" o:spt="202" path="m,l,21600r21600,l21600,xe">
                 <v:stroke joinstyle="miter"/>
                 <v:path gradientshapeok="t" o:connecttype="rect"/>
               </v:shapetype>
-              <v:shape id="Text Box 2" o:spid="_x0000_s1026" type="#_x0000_t202" style="position:absolute;left:0;text-align:left;margin-left:18.85pt;margin-top:17.95pt;width:425.2pt;height:28.35pt;z-index:251896832;visibility:visible;mso-wrap-style:square;mso-width-percent:0;mso-height-percent:0;mso-wrap-distance-left:9pt;mso-wrap-distance-top:3.6pt;mso-wrap-distance-right:9pt;mso-wrap-distance-bottom:3.6pt;mso-position-horizontal:absolute;mso-position-horizontal-relative:text;mso-position-vertical:absolute;mso-position-vertical-relative:text;mso-width-percent:0;mso-height-percent:0;mso-width-relative:margin;mso-height-relative:margin;v-text-anchor:top" o:gfxdata="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">
+              <v:shape id="Text Box 2" o:spid="_x0000_s1026" type="#_x0000_t202" style="position:absolute;left:0;text-align:left;margin-left:18.85pt;margin-top:17.95pt;width:425.2pt;height:28.35pt;z-index:251935744;visibility:visible;mso-wrap-style:square;mso-width-percent:0;mso-height-percent:0;mso-wrap-distance-left:9pt;mso-wrap-distance-top:3.6pt;mso-wrap-distance-right:9pt;mso-wrap-distance-bottom:3.6pt;mso-position-horizontal:absolute;mso-position-horizontal-relative:text;mso-position-vertical:absolute;mso-position-vertical-relative:text;mso-width-percent:0;mso-height-percent:0;mso-width-relative:margin;mso-height-relative:margin;v-text-anchor:top" o:gfxdata="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">
                 <v:textbox>
                   <w:txbxContent>
                     <w:p/>
@@ -4204,7 +4121,7 @@
         <mc:AlternateContent>
           <mc:Choice Requires="wps">
             <w:drawing>
-              <wp:anchor distT="45720" distB="45720" distL="114300" distR="114300" simplePos="0" relativeHeight="251897856" behindDoc="0" locked="0" layoutInCell="1" allowOverlap="1" wp14:anchorId="79B0C924" wp14:editId="0E215275">
+              <wp:anchor distT="45720" distB="45720" distL="114300" distR="114300" simplePos="0" relativeHeight="251936768" behindDoc="0" locked="0" layoutInCell="1" allowOverlap="1" wp14:anchorId="6B82A7B3" wp14:editId="0E687E28">
                 <wp:simplePos x="0" y="0"/>
                 <wp:positionH relativeFrom="column">
                   <wp:posOffset>236855</wp:posOffset>
@@ -4267,7 +4184,7 @@
           </mc:Choice>
           <mc:Fallback>
             <w:pict>
-              <v:shape w14:anchorId="79B0C924" id="_x0000_s1027" type="#_x0000_t202" style="position:absolute;left:0;text-align:left;margin-left:18.65pt;margin-top:69.55pt;width:425.15pt;height:56.7pt;z-index:251897856;visibility:visible;mso-wrap-style:square;mso-width-percent:0;mso-height-percent:0;mso-wrap-distance-left:9pt;mso-wrap-distance-top:3.6pt;mso-wrap-distance-right:9pt;mso-wrap-distance-bottom:3.6pt;mso-position-horizontal:absolute;mso-position-horizontal-relative:text;mso-position-vertical:absolute;mso-position-vertical-relative:text;mso-width-percent:0;mso-height-percent:0;mso-width-relative:margin;mso-height-relative:margin;v-text-anchor:top" o:gfxdata="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">
+              <v:shape w14:anchorId="6B82A7B3" id="_x0000_s1027" type="#_x0000_t202" style="position:absolute;left:0;text-align:left;margin-left:18.65pt;margin-top:69.55pt;width:425.15pt;height:56.7pt;z-index:251936768;visibility:visible;mso-wrap-style:square;mso-width-percent:0;mso-height-percent:0;mso-wrap-distance-left:9pt;mso-wrap-distance-top:3.6pt;mso-wrap-distance-right:9pt;mso-wrap-distance-bottom:3.6pt;mso-position-horizontal:absolute;mso-position-horizontal-relative:text;mso-position-vertical:absolute;mso-position-vertical-relative:text;mso-width-percent:0;mso-height-percent:0;mso-width-relative:margin;mso-height-relative:margin;v-text-anchor:top" o:gfxdata="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">
                 <v:textbox>
                   <w:txbxContent>
                     <w:p/>
@@ -4312,15 +4229,7 @@
         <w:t>a</w:t>
       </w:r>
       <w:r>
-        <w:t xml:space="preserve"> in circuits 001 and 002 assuming the capacitor is </w:t>
-      </w:r>
-      <w:proofErr w:type="gramStart"/>
-      <w:r>
-        <w:t>discharge</w:t>
-      </w:r>
-      <w:proofErr w:type="gramEnd"/>
-      <w:r>
-        <w:t xml:space="preserve"> at time 0. Use the following questions to guide yourself to the answer.</w:t>
+        <w:t xml:space="preserve"> in circuits 001 and 002 assuming the capacitor is discharge at time 0. Use the following questions to guide yourself to the answer.</w:t>
       </w:r>
     </w:p>
     <w:p>
@@ -4339,7 +4248,7 @@
         <mc:AlternateContent>
           <mc:Choice Requires="wps">
             <w:drawing>
-              <wp:anchor distT="45720" distB="45720" distL="114300" distR="114300" simplePos="0" relativeHeight="251898880" behindDoc="0" locked="0" layoutInCell="1" allowOverlap="1" wp14:anchorId="2F651292" wp14:editId="53862A21">
+              <wp:anchor distT="45720" distB="45720" distL="114300" distR="114300" simplePos="0" relativeHeight="251937792" behindDoc="0" locked="0" layoutInCell="1" allowOverlap="1" wp14:anchorId="59BC8F62" wp14:editId="31D58E0D">
                 <wp:simplePos x="0" y="0"/>
                 <wp:positionH relativeFrom="column">
                   <wp:posOffset>235585</wp:posOffset>
@@ -4402,7 +4311,7 @@
           </mc:Choice>
           <mc:Fallback>
             <w:pict>
-              <v:shape w14:anchorId="2F651292" id="_x0000_s1028" type="#_x0000_t202" style="position:absolute;left:0;text-align:left;margin-left:18.55pt;margin-top:17.75pt;width:425.15pt;height:56.65pt;z-index:251898880;visibility:visible;mso-wrap-style:square;mso-width-percent:0;mso-height-percent:0;mso-wrap-distance-left:9pt;mso-wrap-distance-top:3.6pt;mso-wrap-distance-right:9pt;mso-wrap-distance-bottom:3.6pt;mso-position-horizontal:absolute;mso-position-horizontal-relative:text;mso-position-vertical:absolute;mso-position-vertical-relative:text;mso-width-percent:0;mso-height-percent:0;mso-width-relative:margin;mso-height-relative:margin;v-text-anchor:top" o:gfxdata="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">
+              <v:shape w14:anchorId="59BC8F62" id="_x0000_s1028" type="#_x0000_t202" style="position:absolute;left:0;text-align:left;margin-left:18.55pt;margin-top:17.75pt;width:425.15pt;height:56.65pt;z-index:251937792;visibility:visible;mso-wrap-style:square;mso-width-percent:0;mso-height-percent:0;mso-wrap-distance-left:9pt;mso-wrap-distance-top:3.6pt;mso-wrap-distance-right:9pt;mso-wrap-distance-bottom:3.6pt;mso-position-horizontal:absolute;mso-position-horizontal-relative:text;mso-position-vertical:absolute;mso-position-vertical-relative:text;mso-width-percent:0;mso-height-percent:0;mso-width-relative:margin;mso-height-relative:margin;v-text-anchor:top" o:gfxdata="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">
                 <v:textbox>
                   <w:txbxContent>
                     <w:p/>
@@ -4434,7 +4343,7 @@
         <mc:AlternateContent>
           <mc:Choice Requires="wps">
             <w:drawing>
-              <wp:anchor distT="45720" distB="45720" distL="114300" distR="114300" simplePos="0" relativeHeight="251899904" behindDoc="0" locked="0" layoutInCell="1" allowOverlap="1" wp14:anchorId="5D0B0B94" wp14:editId="0BC81392">
+              <wp:anchor distT="45720" distB="45720" distL="114300" distR="114300" simplePos="0" relativeHeight="251938816" behindDoc="0" locked="0" layoutInCell="1" allowOverlap="1" wp14:anchorId="68B74E54" wp14:editId="5B44E2E7">
                 <wp:simplePos x="0" y="0"/>
                 <wp:positionH relativeFrom="column">
                   <wp:posOffset>234315</wp:posOffset>
@@ -4497,7 +4406,7 @@
           </mc:Choice>
           <mc:Fallback>
             <w:pict>
-              <v:shape w14:anchorId="5D0B0B94" id="_x0000_s1029" type="#_x0000_t202" style="position:absolute;left:0;text-align:left;margin-left:18.45pt;margin-top:84.8pt;width:425.15pt;height:56.65pt;z-index:251899904;visibility:visible;mso-wrap-style:square;mso-width-percent:0;mso-height-percent:0;mso-wrap-distance-left:9pt;mso-wrap-distance-top:3.6pt;mso-wrap-distance-right:9pt;mso-wrap-distance-bottom:3.6pt;mso-position-horizontal:absolute;mso-position-horizontal-relative:text;mso-position-vertical:absolute;mso-position-vertical-relative:text;mso-width-percent:0;mso-height-percent:0;mso-width-relative:margin;mso-height-relative:margin;v-text-anchor:top" o:gfxdata="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">
+              <v:shape w14:anchorId="68B74E54" id="_x0000_s1029" type="#_x0000_t202" style="position:absolute;left:0;text-align:left;margin-left:18.45pt;margin-top:84.8pt;width:425.15pt;height:56.65pt;z-index:251938816;visibility:visible;mso-wrap-style:square;mso-width-percent:0;mso-height-percent:0;mso-wrap-distance-left:9pt;mso-wrap-distance-top:3.6pt;mso-wrap-distance-right:9pt;mso-wrap-distance-bottom:3.6pt;mso-position-horizontal:absolute;mso-position-horizontal-relative:text;mso-position-vertical:absolute;mso-position-vertical-relative:text;mso-width-percent:0;mso-height-percent:0;mso-width-relative:margin;mso-height-relative:margin;v-text-anchor:top" o:gfxdata="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">
                 <v:textbox>
                   <w:txbxContent>
                     <w:p/>
@@ -4541,11 +4450,10 @@
         <w:rPr>
           <w:noProof/>
         </w:rPr>
-        <w:lastRenderedPageBreak/>
         <mc:AlternateContent>
           <mc:Choice Requires="wps">
             <w:drawing>
-              <wp:anchor distT="45720" distB="45720" distL="114300" distR="114300" simplePos="0" relativeHeight="251900928" behindDoc="0" locked="0" layoutInCell="1" allowOverlap="1" wp14:anchorId="15A3839C" wp14:editId="3CFCBAA9">
+              <wp:anchor distT="45720" distB="45720" distL="114300" distR="114300" simplePos="0" relativeHeight="251939840" behindDoc="0" locked="0" layoutInCell="1" allowOverlap="1" wp14:anchorId="7CC19174" wp14:editId="28F611AB">
                 <wp:simplePos x="0" y="0"/>
                 <wp:positionH relativeFrom="column">
                   <wp:posOffset>222250</wp:posOffset>
@@ -4608,7 +4516,7 @@
           </mc:Choice>
           <mc:Fallback>
             <w:pict>
-              <v:shape w14:anchorId="15A3839C" id="_x0000_s1030" type="#_x0000_t202" style="position:absolute;left:0;text-align:left;margin-left:17.5pt;margin-top:18.45pt;width:425.15pt;height:56.65pt;z-index:251900928;visibility:visible;mso-wrap-style:square;mso-width-percent:0;mso-height-percent:0;mso-wrap-distance-left:9pt;mso-wrap-distance-top:3.6pt;mso-wrap-distance-right:9pt;mso-wrap-distance-bottom:3.6pt;mso-position-horizontal:absolute;mso-position-horizontal-relative:text;mso-position-vertical:absolute;mso-position-vertical-relative:text;mso-width-percent:0;mso-height-percent:0;mso-width-relative:margin;mso-height-relative:margin;v-text-anchor:top" o:gfxdata="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">
+              <v:shape w14:anchorId="7CC19174" id="_x0000_s1030" type="#_x0000_t202" style="position:absolute;left:0;text-align:left;margin-left:17.5pt;margin-top:18.45pt;width:425.15pt;height:56.65pt;z-index:251939840;visibility:visible;mso-wrap-style:square;mso-width-percent:0;mso-height-percent:0;mso-wrap-distance-left:9pt;mso-wrap-distance-top:3.6pt;mso-wrap-distance-right:9pt;mso-wrap-distance-bottom:3.6pt;mso-position-horizontal:absolute;mso-position-horizontal-relative:text;mso-position-vertical:absolute;mso-position-vertical-relative:text;mso-width-percent:0;mso-height-percent:0;mso-width-relative:margin;mso-height-relative:margin;v-text-anchor:top" o:gfxdata="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">
                 <v:textbox>
                   <w:txbxContent>
                     <w:p/>
@@ -4652,7 +4560,7 @@
           <w:noProof/>
         </w:rPr>
         <w:drawing>
-          <wp:inline distT="0" distB="0" distL="0" distR="0" wp14:anchorId="4691A7B5" wp14:editId="5CDB9B13">
+          <wp:inline distT="0" distB="0" distL="0" distR="0" wp14:anchorId="031090C9" wp14:editId="2D8F2352">
             <wp:extent cx="4500120" cy="3600000"/>
             <wp:effectExtent l="0" t="0" r="0" b="635"/>
             <wp:docPr id="183932096" name="Picture 29"/>
@@ -4719,7 +4627,6 @@
       <w:r>
         <w:t xml:space="preserve">Plot the voltage at node </w:t>
       </w:r>
-      <w:proofErr w:type="gramStart"/>
       <w:r>
         <w:rPr>
           <w:b/>
@@ -4728,11 +4635,7 @@
         <w:t>a</w:t>
       </w:r>
       <w:r>
-        <w:t xml:space="preserve"> for</w:t>
-      </w:r>
-      <w:proofErr w:type="gramEnd"/>
-      <w:r>
-        <w:t xml:space="preserve"> the circuits shown in 001 and 002</w:t>
+        <w:t xml:space="preserve"> for the circuits shown in 001 and 002</w:t>
       </w:r>
     </w:p>
     <w:p>
@@ -4788,7 +4691,6 @@
           <w:sz w:val="28"/>
           <w:szCs w:val="28"/>
         </w:rPr>
-        <w:lastRenderedPageBreak/>
         <w:t>Practical Application – Power dissipated by BJT</w:t>
       </w:r>
     </w:p>
@@ -4799,39 +4701,7 @@
         <w:ind w:left="0" w:firstLine="0"/>
       </w:pPr>
       <w:r>
-        <w:t xml:space="preserve">You are required to illuminate a Cree </w:t>
-      </w:r>
-      <w:proofErr w:type="spellStart"/>
-      <w:r>
-        <w:t>Xlamp</w:t>
-      </w:r>
-      <w:proofErr w:type="spellEnd"/>
-      <w:r>
-        <w:t xml:space="preserve"> XM-L2 High Power LED using a current source. The LED has </w:t>
-      </w:r>
-      <w:proofErr w:type="gramStart"/>
-      <w:r>
-        <w:t>a I</w:t>
-      </w:r>
-      <w:proofErr w:type="gramEnd"/>
-      <w:r>
-        <w:t xml:space="preserve"> vs. V </w:t>
-      </w:r>
-      <w:proofErr w:type="gramStart"/>
-      <w:r>
-        <w:t>curve is</w:t>
-      </w:r>
-      <w:proofErr w:type="gramEnd"/>
-      <w:r>
-        <w:t xml:space="preserve"> </w:t>
-      </w:r>
-      <w:proofErr w:type="gramStart"/>
-      <w:r>
-        <w:t>shown at</w:t>
-      </w:r>
-      <w:proofErr w:type="gramEnd"/>
-      <w:r>
-        <w:t xml:space="preserve"> left in </w:t>
+        <w:t xml:space="preserve">You are required to illuminate a Cree Xlamp XM-L2 High Power LED using a current source. The LED has a I vs. V curve is shown at left in </w:t>
       </w:r>
       <w:r>
         <w:fldChar w:fldCharType="begin"/>
@@ -4890,7 +4760,7 @@
           <w:noProof/>
         </w:rPr>
         <w:drawing>
-          <wp:anchor distT="0" distB="0" distL="114300" distR="114300" simplePos="0" relativeHeight="251887616" behindDoc="0" locked="0" layoutInCell="1" allowOverlap="1" wp14:anchorId="6FD91D50" wp14:editId="7746781A">
+          <wp:anchor distT="0" distB="0" distL="114300" distR="114300" simplePos="0" relativeHeight="251926528" behindDoc="0" locked="0" layoutInCell="1" allowOverlap="1" wp14:anchorId="674AD263" wp14:editId="3C760964">
             <wp:simplePos x="0" y="0"/>
             <wp:positionH relativeFrom="column">
               <wp:posOffset>4619625</wp:posOffset>
@@ -4959,7 +4829,7 @@
           <w:noProof/>
         </w:rPr>
         <w:drawing>
-          <wp:inline distT="0" distB="0" distL="0" distR="0" wp14:anchorId="657A68F7" wp14:editId="6B1E1992">
+          <wp:inline distT="0" distB="0" distL="0" distR="0" wp14:anchorId="17530A9C" wp14:editId="67CACEDF">
             <wp:extent cx="4215609" cy="2426677"/>
             <wp:effectExtent l="0" t="0" r="0" b="0"/>
             <wp:docPr id="1962141666" name="Picture 2"/>
@@ -5097,27 +4967,7 @@
           <w:i/>
           <w:iCs/>
         </w:rPr>
-        <w:t xml:space="preserve">I/V curve for a Cree </w:t>
-      </w:r>
-      <w:proofErr w:type="spellStart"/>
-      <w:r>
-        <w:rPr>
-          <w:b/>
-          <w:bCs/>
-          <w:i/>
-          <w:iCs/>
-        </w:rPr>
-        <w:t>Xlamp</w:t>
-      </w:r>
-      <w:proofErr w:type="spellEnd"/>
-      <w:r>
-        <w:rPr>
-          <w:b/>
-          <w:bCs/>
-          <w:i/>
-          <w:iCs/>
-        </w:rPr>
-        <w:t xml:space="preserve"> XM-L2 High Power LED.</w:t>
+        <w:t>I/V curve for a Cree Xlamp XM-L2 High Power LED.</w:t>
       </w:r>
       <w:r>
         <w:rPr>
@@ -5145,7 +4995,7 @@
         <mc:AlternateContent>
           <mc:Choice Requires="wps">
             <w:drawing>
-              <wp:anchor distT="45720" distB="45720" distL="114300" distR="114300" simplePos="0" relativeHeight="251901952" behindDoc="0" locked="0" layoutInCell="1" allowOverlap="1" wp14:anchorId="0AB77843" wp14:editId="3B8D51C5">
+              <wp:anchor distT="45720" distB="45720" distL="114300" distR="114300" simplePos="0" relativeHeight="251940864" behindDoc="0" locked="0" layoutInCell="1" allowOverlap="1" wp14:anchorId="6A6F36CC" wp14:editId="47961EA1">
                 <wp:simplePos x="0" y="0"/>
                 <wp:positionH relativeFrom="column">
                   <wp:posOffset>478790</wp:posOffset>
@@ -5208,7 +5058,7 @@
           </mc:Choice>
           <mc:Fallback>
             <w:pict>
-              <v:shape w14:anchorId="0AB77843" id="_x0000_s1031" type="#_x0000_t202" style="position:absolute;left:0;text-align:left;margin-left:37.7pt;margin-top:18.25pt;width:425.15pt;height:28.3pt;z-index:251901952;visibility:visible;mso-wrap-style:square;mso-width-percent:0;mso-height-percent:0;mso-wrap-distance-left:9pt;mso-wrap-distance-top:3.6pt;mso-wrap-distance-right:9pt;mso-wrap-distance-bottom:3.6pt;mso-position-horizontal:absolute;mso-position-horizontal-relative:text;mso-position-vertical:absolute;mso-position-vertical-relative:text;mso-width-percent:0;mso-height-percent:0;mso-width-relative:margin;mso-height-relative:margin;v-text-anchor:top" o:gfxdata="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">
+              <v:shape w14:anchorId="6A6F36CC" id="_x0000_s1031" type="#_x0000_t202" style="position:absolute;left:0;text-align:left;margin-left:37.7pt;margin-top:18.25pt;width:425.15pt;height:28.3pt;z-index:251940864;visibility:visible;mso-wrap-style:square;mso-width-percent:0;mso-height-percent:0;mso-wrap-distance-left:9pt;mso-wrap-distance-top:3.6pt;mso-wrap-distance-right:9pt;mso-wrap-distance-bottom:3.6pt;mso-position-horizontal:absolute;mso-position-horizontal-relative:text;mso-position-vertical:absolute;mso-position-vertical-relative:text;mso-width-percent:0;mso-height-percent:0;mso-width-relative:margin;mso-height-relative:margin;v-text-anchor:top" o:gfxdata="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">
                 <v:textbox>
                   <w:txbxContent>
                     <w:p/>
@@ -5221,15 +5071,7 @@
         </mc:AlternateContent>
       </w:r>
       <w:r>
-        <w:t xml:space="preserve">What is </w:t>
-      </w:r>
-      <w:proofErr w:type="gramStart"/>
-      <w:r>
-        <w:t>the emitter</w:t>
-      </w:r>
-      <w:proofErr w:type="gramEnd"/>
-      <w:r>
-        <w:t xml:space="preserve"> voltage?</w:t>
+        <w:t>What is the emitter voltage?</w:t>
       </w:r>
     </w:p>
     <w:p>
@@ -5254,7 +5096,7 @@
         <mc:AlternateContent>
           <mc:Choice Requires="wps">
             <w:drawing>
-              <wp:anchor distT="45720" distB="45720" distL="114300" distR="114300" simplePos="0" relativeHeight="251902976" behindDoc="0" locked="0" layoutInCell="1" allowOverlap="1" wp14:anchorId="3786CB95" wp14:editId="493CE4E0">
+              <wp:anchor distT="45720" distB="45720" distL="114300" distR="114300" simplePos="0" relativeHeight="251941888" behindDoc="0" locked="0" layoutInCell="1" allowOverlap="1" wp14:anchorId="6521DD41" wp14:editId="5F31ED7D">
                 <wp:simplePos x="0" y="0"/>
                 <wp:positionH relativeFrom="column">
                   <wp:posOffset>480695</wp:posOffset>
@@ -5317,7 +5159,7 @@
           </mc:Choice>
           <mc:Fallback>
             <w:pict>
-              <v:shape w14:anchorId="3786CB95" id="_x0000_s1032" type="#_x0000_t202" style="position:absolute;left:0;text-align:left;margin-left:37.85pt;margin-top:29.5pt;width:425.15pt;height:28.3pt;z-index:251902976;visibility:visible;mso-wrap-style:square;mso-width-percent:0;mso-height-percent:0;mso-wrap-distance-left:9pt;mso-wrap-distance-top:3.6pt;mso-wrap-distance-right:9pt;mso-wrap-distance-bottom:3.6pt;mso-position-horizontal:absolute;mso-position-horizontal-relative:text;mso-position-vertical:absolute;mso-position-vertical-relative:text;mso-width-percent:0;mso-height-percent:0;mso-width-relative:margin;mso-height-relative:margin;v-text-anchor:top" o:gfxdata="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">
+              <v:shape w14:anchorId="6521DD41" id="_x0000_s1032" type="#_x0000_t202" style="position:absolute;left:0;text-align:left;margin-left:37.85pt;margin-top:29.5pt;width:425.15pt;height:28.3pt;z-index:251941888;visibility:visible;mso-wrap-style:square;mso-width-percent:0;mso-height-percent:0;mso-wrap-distance-left:9pt;mso-wrap-distance-top:3.6pt;mso-wrap-distance-right:9pt;mso-wrap-distance-bottom:3.6pt;mso-position-horizontal:absolute;mso-position-horizontal-relative:text;mso-position-vertical:absolute;mso-position-vertical-relative:text;mso-width-percent:0;mso-height-percent:0;mso-width-relative:margin;mso-height-relative:margin;v-text-anchor:top" o:gfxdata="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">
                 <v:textbox>
                   <w:txbxContent>
                     <w:p/>
@@ -5349,7 +5191,7 @@
         <mc:AlternateContent>
           <mc:Choice Requires="wps">
             <w:drawing>
-              <wp:anchor distT="45720" distB="45720" distL="114300" distR="114300" simplePos="0" relativeHeight="251904000" behindDoc="0" locked="0" layoutInCell="1" allowOverlap="1" wp14:anchorId="402545BC" wp14:editId="70F10766">
+              <wp:anchor distT="45720" distB="45720" distL="114300" distR="114300" simplePos="0" relativeHeight="251942912" behindDoc="0" locked="0" layoutInCell="1" allowOverlap="1" wp14:anchorId="1970BD50" wp14:editId="151B64EE">
                 <wp:simplePos x="0" y="0"/>
                 <wp:positionH relativeFrom="column">
                   <wp:posOffset>481965</wp:posOffset>
@@ -5412,7 +5254,7 @@
           </mc:Choice>
           <mc:Fallback>
             <w:pict>
-              <v:shape w14:anchorId="402545BC" id="_x0000_s1033" type="#_x0000_t202" style="position:absolute;left:0;text-align:left;margin-left:37.95pt;margin-top:59.3pt;width:425.15pt;height:28.3pt;z-index:251904000;visibility:visible;mso-wrap-style:square;mso-width-percent:0;mso-height-percent:0;mso-wrap-distance-left:9pt;mso-wrap-distance-top:3.6pt;mso-wrap-distance-right:9pt;mso-wrap-distance-bottom:3.6pt;mso-position-horizontal:absolute;mso-position-horizontal-relative:text;mso-position-vertical:absolute;mso-position-vertical-relative:text;mso-width-percent:0;mso-height-percent:0;mso-width-relative:margin;mso-height-relative:margin;v-text-anchor:top" o:gfxdata="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">
+              <v:shape w14:anchorId="1970BD50" id="_x0000_s1033" type="#_x0000_t202" style="position:absolute;left:0;text-align:left;margin-left:37.95pt;margin-top:59.3pt;width:425.15pt;height:28.3pt;z-index:251942912;visibility:visible;mso-wrap-style:square;mso-width-percent:0;mso-height-percent:0;mso-wrap-distance-left:9pt;mso-wrap-distance-top:3.6pt;mso-wrap-distance-right:9pt;mso-wrap-distance-bottom:3.6pt;mso-position-horizontal:absolute;mso-position-horizontal-relative:text;mso-position-vertical:absolute;mso-position-vertical-relative:text;mso-width-percent:0;mso-height-percent:0;mso-width-relative:margin;mso-height-relative:margin;v-text-anchor:top" o:gfxdata="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">
                 <v:textbox>
                   <w:txbxContent>
                     <w:p/>
@@ -5425,15 +5267,7 @@
         </mc:AlternateContent>
       </w:r>
       <w:r>
-        <w:t xml:space="preserve">What </w:t>
-      </w:r>
-      <w:proofErr w:type="gramStart"/>
-      <w:r>
-        <w:t>is</w:t>
-      </w:r>
-      <w:proofErr w:type="gramEnd"/>
-      <w:r>
-        <w:t xml:space="preserve"> the voltage drop across the LED at 2A?</w:t>
+        <w:t>What is the voltage drop across the LED at 2A?</w:t>
       </w:r>
     </w:p>
     <w:p>
@@ -5452,7 +5286,7 @@
         <mc:AlternateContent>
           <mc:Choice Requires="wps">
             <w:drawing>
-              <wp:anchor distT="45720" distB="45720" distL="114300" distR="114300" simplePos="0" relativeHeight="251905024" behindDoc="0" locked="0" layoutInCell="1" allowOverlap="1" wp14:anchorId="69B5C68B" wp14:editId="7D8EB150">
+              <wp:anchor distT="45720" distB="45720" distL="114300" distR="114300" simplePos="0" relativeHeight="251943936" behindDoc="0" locked="0" layoutInCell="1" allowOverlap="1" wp14:anchorId="56FBC125" wp14:editId="132D9B9C">
                 <wp:simplePos x="0" y="0"/>
                 <wp:positionH relativeFrom="column">
                   <wp:posOffset>481965</wp:posOffset>
@@ -5515,7 +5349,7 @@
           </mc:Choice>
           <mc:Fallback>
             <w:pict>
-              <v:shape w14:anchorId="69B5C68B" id="_x0000_s1034" type="#_x0000_t202" style="position:absolute;left:0;text-align:left;margin-left:37.95pt;margin-top:56.1pt;width:425.15pt;height:28.3pt;z-index:251905024;visibility:visible;mso-wrap-style:square;mso-width-percent:0;mso-height-percent:0;mso-wrap-distance-left:9pt;mso-wrap-distance-top:3.6pt;mso-wrap-distance-right:9pt;mso-wrap-distance-bottom:3.6pt;mso-position-horizontal:absolute;mso-position-horizontal-relative:text;mso-position-vertical:absolute;mso-position-vertical-relative:text;mso-width-percent:0;mso-height-percent:0;mso-width-relative:margin;mso-height-relative:margin;v-text-anchor:top" o:gfxdata="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">
+              <v:shape w14:anchorId="56FBC125" id="_x0000_s1034" type="#_x0000_t202" style="position:absolute;left:0;text-align:left;margin-left:37.95pt;margin-top:56.1pt;width:425.15pt;height:28.3pt;z-index:251943936;visibility:visible;mso-wrap-style:square;mso-width-percent:0;mso-height-percent:0;mso-wrap-distance-left:9pt;mso-wrap-distance-top:3.6pt;mso-wrap-distance-right:9pt;mso-wrap-distance-bottom:3.6pt;mso-position-horizontal:absolute;mso-position-horizontal-relative:text;mso-position-vertical:absolute;mso-position-vertical-relative:text;mso-width-percent:0;mso-height-percent:0;mso-width-relative:margin;mso-height-relative:margin;v-text-anchor:top" o:gfxdata="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">
                 <v:textbox>
                   <w:txbxContent>
                     <w:p/>
@@ -5547,7 +5381,7 @@
         <mc:AlternateContent>
           <mc:Choice Requires="wps">
             <w:drawing>
-              <wp:anchor distT="45720" distB="45720" distL="114300" distR="114300" simplePos="0" relativeHeight="251906048" behindDoc="0" locked="0" layoutInCell="1" allowOverlap="1" wp14:anchorId="66353CB3" wp14:editId="23669BEF">
+              <wp:anchor distT="45720" distB="45720" distL="114300" distR="114300" simplePos="0" relativeHeight="251944960" behindDoc="0" locked="0" layoutInCell="1" allowOverlap="1" wp14:anchorId="57B76A1D" wp14:editId="326ECE73">
                 <wp:simplePos x="0" y="0"/>
                 <wp:positionH relativeFrom="column">
                   <wp:posOffset>481965</wp:posOffset>
@@ -5610,7 +5444,7 @@
           </mc:Choice>
           <mc:Fallback>
             <w:pict>
-              <v:shape w14:anchorId="66353CB3" id="_x0000_s1035" type="#_x0000_t202" style="position:absolute;left:0;text-align:left;margin-left:37.95pt;margin-top:56.75pt;width:425.15pt;height:28.3pt;z-index:251906048;visibility:visible;mso-wrap-style:square;mso-width-percent:0;mso-height-percent:0;mso-wrap-distance-left:9pt;mso-wrap-distance-top:3.6pt;mso-wrap-distance-right:9pt;mso-wrap-distance-bottom:3.6pt;mso-position-horizontal:absolute;mso-position-horizontal-relative:text;mso-position-vertical:absolute;mso-position-vertical-relative:text;mso-width-percent:0;mso-height-percent:0;mso-width-relative:margin;mso-height-relative:margin;v-text-anchor:top" o:gfxdata="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">
+              <v:shape w14:anchorId="57B76A1D" id="_x0000_s1035" type="#_x0000_t202" style="position:absolute;left:0;text-align:left;margin-left:37.95pt;margin-top:56.75pt;width:425.15pt;height:28.3pt;z-index:251944960;visibility:visible;mso-wrap-style:square;mso-width-percent:0;mso-height-percent:0;mso-wrap-distance-left:9pt;mso-wrap-distance-top:3.6pt;mso-wrap-distance-right:9pt;mso-wrap-distance-bottom:3.6pt;mso-position-horizontal:absolute;mso-position-horizontal-relative:text;mso-position-vertical:absolute;mso-position-vertical-relative:text;mso-width-percent:0;mso-height-percent:0;mso-width-relative:margin;mso-height-relative:margin;v-text-anchor:top" o:gfxdata="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">
                 <v:textbox>
                   <w:txbxContent>
                     <w:p/>
@@ -5642,7 +5476,7 @@
         <mc:AlternateContent>
           <mc:Choice Requires="wps">
             <w:drawing>
-              <wp:anchor distT="45720" distB="45720" distL="114300" distR="114300" simplePos="0" relativeHeight="251907072" behindDoc="0" locked="0" layoutInCell="1" allowOverlap="1" wp14:anchorId="3278F1CC" wp14:editId="64E0EE02">
+              <wp:anchor distT="45720" distB="45720" distL="114300" distR="114300" simplePos="0" relativeHeight="251945984" behindDoc="0" locked="0" layoutInCell="1" allowOverlap="1" wp14:anchorId="5FF2EB8A" wp14:editId="0542FE34">
                 <wp:simplePos x="0" y="0"/>
                 <wp:positionH relativeFrom="column">
                   <wp:posOffset>480695</wp:posOffset>
@@ -5705,7 +5539,7 @@
           </mc:Choice>
           <mc:Fallback>
             <w:pict>
-              <v:shape w14:anchorId="3278F1CC" id="_x0000_s1036" type="#_x0000_t202" style="position:absolute;left:0;text-align:left;margin-left:37.85pt;margin-top:57.5pt;width:425.15pt;height:28.3pt;z-index:251907072;visibility:visible;mso-wrap-style:square;mso-width-percent:0;mso-height-percent:0;mso-wrap-distance-left:9pt;mso-wrap-distance-top:3.6pt;mso-wrap-distance-right:9pt;mso-wrap-distance-bottom:3.6pt;mso-position-horizontal:absolute;mso-position-horizontal-relative:text;mso-position-vertical:absolute;mso-position-vertical-relative:text;mso-width-percent:0;mso-height-percent:0;mso-width-relative:margin;mso-height-relative:margin;v-text-anchor:top" o:gfxdata="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">
+              <v:shape w14:anchorId="5FF2EB8A" id="_x0000_s1036" type="#_x0000_t202" style="position:absolute;left:0;text-align:left;margin-left:37.85pt;margin-top:57.5pt;width:425.15pt;height:28.3pt;z-index:251945984;visibility:visible;mso-wrap-style:square;mso-width-percent:0;mso-height-percent:0;mso-wrap-distance-left:9pt;mso-wrap-distance-top:3.6pt;mso-wrap-distance-right:9pt;mso-wrap-distance-bottom:3.6pt;mso-position-horizontal:absolute;mso-position-horizontal-relative:text;mso-position-vertical:absolute;mso-position-vertical-relative:text;mso-width-percent:0;mso-height-percent:0;mso-width-relative:margin;mso-height-relative:margin;v-text-anchor:top" o:gfxdata="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">
                 <v:textbox>
                   <w:txbxContent>
                     <w:p/>
@@ -5734,11 +5568,10 @@
         <w:rPr>
           <w:noProof/>
         </w:rPr>
-        <w:lastRenderedPageBreak/>
         <mc:AlternateContent>
           <mc:Choice Requires="wps">
             <w:drawing>
-              <wp:anchor distT="45720" distB="45720" distL="114300" distR="114300" simplePos="0" relativeHeight="251908096" behindDoc="0" locked="0" layoutInCell="1" allowOverlap="1" wp14:anchorId="2417A6D5" wp14:editId="3A6806A1">
+              <wp:anchor distT="45720" distB="45720" distL="114300" distR="114300" simplePos="0" relativeHeight="251947008" behindDoc="0" locked="0" layoutInCell="1" allowOverlap="1" wp14:anchorId="761EC809" wp14:editId="15ECF57C">
                 <wp:simplePos x="0" y="0"/>
                 <wp:positionH relativeFrom="column">
                   <wp:posOffset>442913</wp:posOffset>
@@ -5801,7 +5634,7 @@
           </mc:Choice>
           <mc:Fallback>
             <w:pict>
-              <v:shape w14:anchorId="2417A6D5" id="_x0000_s1037" type="#_x0000_t202" style="position:absolute;left:0;text-align:left;margin-left:34.9pt;margin-top:18.95pt;width:425.15pt;height:28.3pt;z-index:251908096;visibility:visible;mso-wrap-style:square;mso-width-percent:0;mso-height-percent:0;mso-wrap-distance-left:9pt;mso-wrap-distance-top:3.6pt;mso-wrap-distance-right:9pt;mso-wrap-distance-bottom:3.6pt;mso-position-horizontal:absolute;mso-position-horizontal-relative:text;mso-position-vertical:absolute;mso-position-vertical-relative:text;mso-width-percent:0;mso-height-percent:0;mso-width-relative:margin;mso-height-relative:margin;v-text-anchor:top" o:gfxdata="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">
+              <v:shape w14:anchorId="761EC809" id="_x0000_s1037" type="#_x0000_t202" style="position:absolute;left:0;text-align:left;margin-left:34.9pt;margin-top:18.95pt;width:425.15pt;height:28.3pt;z-index:251947008;visibility:visible;mso-wrap-style:square;mso-width-percent:0;mso-height-percent:0;mso-wrap-distance-left:9pt;mso-wrap-distance-top:3.6pt;mso-wrap-distance-right:9pt;mso-wrap-distance-bottom:3.6pt;mso-position-horizontal:absolute;mso-position-horizontal-relative:text;mso-position-vertical:absolute;mso-position-vertical-relative:text;mso-width-percent:0;mso-height-percent:0;mso-width-relative:margin;mso-height-relative:margin;v-text-anchor:top" o:gfxdata="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">
                 <v:textbox>
                   <w:txbxContent>
                     <w:p/>
@@ -5838,7 +5671,7 @@
         <mc:AlternateContent>
           <mc:Choice Requires="wps">
             <w:drawing>
-              <wp:anchor distT="45720" distB="45720" distL="114300" distR="114300" simplePos="0" relativeHeight="251909120" behindDoc="0" locked="0" layoutInCell="1" allowOverlap="1" wp14:anchorId="43D332BE" wp14:editId="184E7E37">
+              <wp:anchor distT="45720" distB="45720" distL="114300" distR="114300" simplePos="0" relativeHeight="251948032" behindDoc="0" locked="0" layoutInCell="1" allowOverlap="1" wp14:anchorId="3E926565" wp14:editId="1148BB3F">
                 <wp:simplePos x="0" y="0"/>
                 <wp:positionH relativeFrom="column">
                   <wp:posOffset>442595</wp:posOffset>
@@ -5901,7 +5734,7 @@
           </mc:Choice>
           <mc:Fallback>
             <w:pict>
-              <v:shape w14:anchorId="43D332BE" id="_x0000_s1038" type="#_x0000_t202" style="position:absolute;left:0;text-align:left;margin-left:34.85pt;margin-top:43.35pt;width:425.15pt;height:56.7pt;z-index:251909120;visibility:visible;mso-wrap-style:square;mso-width-percent:0;mso-height-percent:0;mso-wrap-distance-left:9pt;mso-wrap-distance-top:3.6pt;mso-wrap-distance-right:9pt;mso-wrap-distance-bottom:3.6pt;mso-position-horizontal:absolute;mso-position-horizontal-relative:text;mso-position-vertical:absolute;mso-position-vertical-relative:text;mso-width-percent:0;mso-height-percent:0;mso-width-relative:margin;mso-height-relative:margin;v-text-anchor:top" o:gfxdata="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">
+              <v:shape w14:anchorId="3E926565" id="_x0000_s1038" type="#_x0000_t202" style="position:absolute;left:0;text-align:left;margin-left:34.85pt;margin-top:43.35pt;width:425.15pt;height:56.7pt;z-index:251948032;visibility:visible;mso-wrap-style:square;mso-width-percent:0;mso-height-percent:0;mso-wrap-distance-left:9pt;mso-wrap-distance-top:3.6pt;mso-wrap-distance-right:9pt;mso-wrap-distance-bottom:3.6pt;mso-position-horizontal:absolute;mso-position-horizontal-relative:text;mso-position-vertical:absolute;mso-position-vertical-relative:text;mso-width-percent:0;mso-height-percent:0;mso-width-relative:margin;mso-height-relative:margin;v-text-anchor:top" o:gfxdata="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">
                 <v:textbox>
                   <w:txbxContent>
                     <w:p/>
@@ -6049,14 +5882,7 @@
         <w:rPr>
           <w:rFonts w:cstheme="minorHAnsi"/>
         </w:rPr>
-        <w:t xml:space="preserve"> </w:t>
-      </w:r>
-      <w:proofErr w:type="spellStart"/>
-      <w:r>
-        <w:rPr>
-          <w:rFonts w:cstheme="minorHAnsi"/>
-        </w:rPr>
-        <w:t>V</w:t>
+        <w:t xml:space="preserve"> V</w:t>
       </w:r>
       <w:r>
         <w:rPr>
@@ -6065,19 +5891,11 @@
         </w:rPr>
         <w:t>out</w:t>
       </w:r>
-      <w:proofErr w:type="spellEnd"/>
       <w:r>
         <w:rPr>
           <w:rFonts w:cstheme="minorHAnsi"/>
         </w:rPr>
-        <w:t xml:space="preserve">, and graph it on the graph below.  The value of the load resistor, </w:t>
-      </w:r>
-      <w:proofErr w:type="gramStart"/>
-      <w:r>
-        <w:rPr>
-          <w:rFonts w:cstheme="minorHAnsi"/>
-        </w:rPr>
-        <w:t>R</w:t>
+        <w:t>, and graph it on the graph below.  The value of the load resistor, R</w:t>
       </w:r>
       <w:r>
         <w:rPr>
@@ -6086,7 +5904,6 @@
         </w:rPr>
         <w:t>L</w:t>
       </w:r>
-      <w:proofErr w:type="gramEnd"/>
       <w:r>
         <w:rPr>
           <w:rFonts w:cstheme="minorHAnsi"/>
@@ -6106,7 +5923,7 @@
           <w:noProof/>
         </w:rPr>
         <w:drawing>
-          <wp:anchor distT="0" distB="0" distL="114300" distR="114300" simplePos="0" relativeHeight="251888640" behindDoc="0" locked="0" layoutInCell="1" allowOverlap="1" wp14:anchorId="164CB9A2" wp14:editId="187A316E">
+          <wp:anchor distT="0" distB="0" distL="114300" distR="114300" simplePos="0" relativeHeight="251927552" behindDoc="0" locked="0" layoutInCell="1" allowOverlap="1" wp14:anchorId="2E44146A" wp14:editId="04CFE6A6">
             <wp:simplePos x="0" y="0"/>
             <wp:positionH relativeFrom="column">
               <wp:posOffset>4411279</wp:posOffset>
@@ -6167,7 +5984,7 @@
           <w:noProof/>
         </w:rPr>
         <w:drawing>
-          <wp:anchor distT="0" distB="0" distL="114300" distR="114300" simplePos="0" relativeHeight="251889664" behindDoc="0" locked="0" layoutInCell="1" allowOverlap="1" wp14:anchorId="22C6F792" wp14:editId="46144EC4">
+          <wp:anchor distT="0" distB="0" distL="114300" distR="114300" simplePos="0" relativeHeight="251928576" behindDoc="0" locked="0" layoutInCell="1" allowOverlap="1" wp14:anchorId="36D0345D" wp14:editId="6C75A741">
             <wp:simplePos x="0" y="0"/>
             <wp:positionH relativeFrom="column">
               <wp:posOffset>24063</wp:posOffset>
@@ -6324,7 +6141,7 @@
           <w:noProof/>
         </w:rPr>
         <w:drawing>
-          <wp:anchor distT="0" distB="0" distL="114300" distR="114300" simplePos="0" relativeHeight="251891712" behindDoc="0" locked="0" layoutInCell="1" allowOverlap="1" wp14:anchorId="141E8DEC" wp14:editId="73374C9B">
+          <wp:anchor distT="0" distB="0" distL="114300" distR="114300" simplePos="0" relativeHeight="251930624" behindDoc="0" locked="0" layoutInCell="1" allowOverlap="1" wp14:anchorId="789E4FC9" wp14:editId="6C67D6DD">
             <wp:simplePos x="0" y="0"/>
             <wp:positionH relativeFrom="column">
               <wp:posOffset>4297997</wp:posOffset>
@@ -6445,14 +6262,7 @@
         <w:rPr>
           <w:rFonts w:cstheme="minorHAnsi"/>
         </w:rPr>
-        <w:t xml:space="preserve"> </w:t>
-      </w:r>
-      <w:proofErr w:type="spellStart"/>
-      <w:r>
-        <w:rPr>
-          <w:rFonts w:cstheme="minorHAnsi"/>
-        </w:rPr>
-        <w:t>V</w:t>
+        <w:t xml:space="preserve"> V</w:t>
       </w:r>
       <w:r>
         <w:rPr>
@@ -6461,26 +6271,11 @@
         </w:rPr>
         <w:t>out</w:t>
       </w:r>
-      <w:proofErr w:type="spellEnd"/>
       <w:r>
         <w:rPr>
           <w:rFonts w:cstheme="minorHAnsi"/>
         </w:rPr>
-        <w:t xml:space="preserve">, and graph it on the graph below.  The value of the resistors </w:t>
-      </w:r>
-      <w:proofErr w:type="gramStart"/>
-      <w:r>
-        <w:rPr>
-          <w:rFonts w:cstheme="minorHAnsi"/>
-        </w:rPr>
-        <w:t>are</w:t>
-      </w:r>
-      <w:proofErr w:type="gramEnd"/>
-      <w:r>
-        <w:rPr>
-          <w:rFonts w:cstheme="minorHAnsi"/>
-        </w:rPr>
-        <w:t xml:space="preserve"> unimportant.</w:t>
+        <w:t>, and graph it on the graph below.  The value of the resistors are unimportant.</w:t>
       </w:r>
     </w:p>
     <w:p>
@@ -6496,7 +6291,7 @@
           <w:noProof/>
         </w:rPr>
         <w:drawing>
-          <wp:anchor distT="0" distB="0" distL="114300" distR="114300" simplePos="0" relativeHeight="251890688" behindDoc="0" locked="0" layoutInCell="1" allowOverlap="1" wp14:anchorId="2B82C727" wp14:editId="531EEBEC">
+          <wp:anchor distT="0" distB="0" distL="114300" distR="114300" simplePos="0" relativeHeight="251929600" behindDoc="0" locked="0" layoutInCell="1" allowOverlap="1" wp14:anchorId="66AADE6F" wp14:editId="442435CB">
             <wp:simplePos x="0" y="0"/>
             <wp:positionH relativeFrom="column">
               <wp:posOffset>24063</wp:posOffset>
@@ -6642,9 +6437,8 @@
         <w:rPr>
           <w:noProof/>
         </w:rPr>
-        <w:lastRenderedPageBreak/>
         <w:drawing>
-          <wp:anchor distT="0" distB="0" distL="114300" distR="114300" simplePos="0" relativeHeight="251893760" behindDoc="0" locked="0" layoutInCell="1" allowOverlap="1" wp14:anchorId="644DA4E2" wp14:editId="11BB5E60">
+          <wp:anchor distT="0" distB="0" distL="114300" distR="114300" simplePos="0" relativeHeight="251932672" behindDoc="0" locked="0" layoutInCell="1" allowOverlap="1" wp14:anchorId="3C30950C" wp14:editId="2ED2C135">
             <wp:simplePos x="0" y="0"/>
             <wp:positionH relativeFrom="column">
               <wp:posOffset>4251960</wp:posOffset>
@@ -6765,14 +6559,7 @@
         <w:rPr>
           <w:rFonts w:cstheme="minorHAnsi"/>
         </w:rPr>
-        <w:t xml:space="preserve"> </w:t>
-      </w:r>
-      <w:proofErr w:type="spellStart"/>
-      <w:r>
-        <w:rPr>
-          <w:rFonts w:cstheme="minorHAnsi"/>
-        </w:rPr>
-        <w:t>V</w:t>
+        <w:t xml:space="preserve"> V</w:t>
       </w:r>
       <w:r>
         <w:rPr>
@@ -6781,26 +6568,11 @@
         </w:rPr>
         <w:t>out</w:t>
       </w:r>
-      <w:proofErr w:type="spellEnd"/>
       <w:r>
         <w:rPr>
           <w:rFonts w:cstheme="minorHAnsi"/>
         </w:rPr>
-        <w:t xml:space="preserve">, and graph it on the graph below.  The value of the resistors </w:t>
-      </w:r>
-      <w:proofErr w:type="gramStart"/>
-      <w:r>
-        <w:rPr>
-          <w:rFonts w:cstheme="minorHAnsi"/>
-        </w:rPr>
-        <w:t>are</w:t>
-      </w:r>
-      <w:proofErr w:type="gramEnd"/>
-      <w:r>
-        <w:rPr>
-          <w:rFonts w:cstheme="minorHAnsi"/>
-        </w:rPr>
-        <w:t xml:space="preserve"> unimportant.</w:t>
+        <w:t>, and graph it on the graph below.  The value of the resistors are unimportant.</w:t>
       </w:r>
     </w:p>
     <w:p>
@@ -6816,7 +6588,7 @@
           <w:noProof/>
         </w:rPr>
         <w:drawing>
-          <wp:anchor distT="0" distB="0" distL="114300" distR="114300" simplePos="0" relativeHeight="251892736" behindDoc="0" locked="0" layoutInCell="1" allowOverlap="1" wp14:anchorId="5C204E68" wp14:editId="5E6CDB33">
+          <wp:anchor distT="0" distB="0" distL="114300" distR="114300" simplePos="0" relativeHeight="251931648" behindDoc="0" locked="0" layoutInCell="1" allowOverlap="1" wp14:anchorId="664ACB8B" wp14:editId="5E6F83AA">
             <wp:simplePos x="0" y="0"/>
             <wp:positionH relativeFrom="column">
               <wp:posOffset>30480</wp:posOffset>
@@ -7002,7 +6774,6 @@
           <w:sz w:val="28"/>
           <w:szCs w:val="28"/>
         </w:rPr>
-        <w:lastRenderedPageBreak/>
         <w:t xml:space="preserve">Practical Application – Negative feedback by emitter degeneration </w:t>
       </w:r>
     </w:p>
@@ -7188,7 +6959,7 @@
           <w:noProof/>
         </w:rPr>
         <w:drawing>
-          <wp:anchor distT="0" distB="0" distL="114300" distR="114300" simplePos="0" relativeHeight="251894784" behindDoc="1" locked="0" layoutInCell="1" allowOverlap="1" wp14:anchorId="11221131" wp14:editId="62FA3A39">
+          <wp:anchor distT="0" distB="0" distL="114300" distR="114300" simplePos="0" relativeHeight="251933696" behindDoc="1" locked="0" layoutInCell="1" allowOverlap="1" wp14:anchorId="771AE75F" wp14:editId="5E2B26D0">
             <wp:simplePos x="0" y="0"/>
             <wp:positionH relativeFrom="column">
               <wp:posOffset>5113421</wp:posOffset>
@@ -7287,7 +7058,7 @@
         <mc:AlternateContent>
           <mc:Choice Requires="wps">
             <w:drawing>
-              <wp:anchor distT="45720" distB="45720" distL="114300" distR="114300" simplePos="0" relativeHeight="251910144" behindDoc="0" locked="0" layoutInCell="1" allowOverlap="1" wp14:anchorId="34988A1A" wp14:editId="5AF6E8C7">
+              <wp:anchor distT="45720" distB="45720" distL="114300" distR="114300" simplePos="0" relativeHeight="251949056" behindDoc="0" locked="0" layoutInCell="1" allowOverlap="1" wp14:anchorId="387CEAC8" wp14:editId="2B47BFBE">
                 <wp:simplePos x="0" y="0"/>
                 <wp:positionH relativeFrom="column">
                   <wp:posOffset>434657</wp:posOffset>
@@ -7350,7 +7121,7 @@
           </mc:Choice>
           <mc:Fallback>
             <w:pict>
-              <v:shape w14:anchorId="34988A1A" id="_x0000_s1039" type="#_x0000_t202" style="position:absolute;left:0;text-align:left;margin-left:34.2pt;margin-top:34.15pt;width:425.2pt;height:28.35pt;z-index:251910144;visibility:visible;mso-wrap-style:square;mso-width-percent:0;mso-height-percent:0;mso-wrap-distance-left:9pt;mso-wrap-distance-top:3.6pt;mso-wrap-distance-right:9pt;mso-wrap-distance-bottom:3.6pt;mso-position-horizontal:absolute;mso-position-horizontal-relative:text;mso-position-vertical:absolute;mso-position-vertical-relative:text;mso-width-percent:0;mso-height-percent:0;mso-width-relative:margin;mso-height-relative:margin;v-text-anchor:top" o:gfxdata="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">
+              <v:shape w14:anchorId="387CEAC8" id="_x0000_s1039" type="#_x0000_t202" style="position:absolute;left:0;text-align:left;margin-left:34.2pt;margin-top:34.15pt;width:425.2pt;height:28.35pt;z-index:251949056;visibility:visible;mso-wrap-style:square;mso-width-percent:0;mso-height-percent:0;mso-wrap-distance-left:9pt;mso-wrap-distance-top:3.6pt;mso-wrap-distance-right:9pt;mso-wrap-distance-bottom:3.6pt;mso-position-horizontal:absolute;mso-position-horizontal-relative:text;mso-position-vertical:absolute;mso-position-vertical-relative:text;mso-width-percent:0;mso-height-percent:0;mso-width-relative:margin;mso-height-relative:margin;v-text-anchor:top" o:gfxdata="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">
                 <v:textbox>
                   <w:txbxContent>
                     <w:p/>
@@ -7387,7 +7158,7 @@
         <mc:AlternateContent>
           <mc:Choice Requires="wps">
             <w:drawing>
-              <wp:anchor distT="45720" distB="45720" distL="114300" distR="114300" simplePos="0" relativeHeight="251911168" behindDoc="0" locked="0" layoutInCell="1" allowOverlap="1" wp14:anchorId="4D4CF242" wp14:editId="1BF6B142">
+              <wp:anchor distT="45720" distB="45720" distL="114300" distR="114300" simplePos="0" relativeHeight="251950080" behindDoc="0" locked="0" layoutInCell="1" allowOverlap="1" wp14:anchorId="7A93A1A1" wp14:editId="0CAC93E1">
                 <wp:simplePos x="0" y="0"/>
                 <wp:positionH relativeFrom="column">
                   <wp:posOffset>434340</wp:posOffset>
@@ -7450,7 +7221,7 @@
           </mc:Choice>
           <mc:Fallback>
             <w:pict>
-              <v:shape w14:anchorId="4D4CF242" id="_x0000_s1040" type="#_x0000_t202" style="position:absolute;left:0;text-align:left;margin-left:34.2pt;margin-top:29.95pt;width:425.15pt;height:28.3pt;z-index:251911168;visibility:visible;mso-wrap-style:square;mso-width-percent:0;mso-height-percent:0;mso-wrap-distance-left:9pt;mso-wrap-distance-top:3.6pt;mso-wrap-distance-right:9pt;mso-wrap-distance-bottom:3.6pt;mso-position-horizontal:absolute;mso-position-horizontal-relative:text;mso-position-vertical:absolute;mso-position-vertical-relative:text;mso-width-percent:0;mso-height-percent:0;mso-width-relative:margin;mso-height-relative:margin;v-text-anchor:top" o:gfxdata="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">
+              <v:shape w14:anchorId="7A93A1A1" id="_x0000_s1040" type="#_x0000_t202" style="position:absolute;left:0;text-align:left;margin-left:34.2pt;margin-top:29.95pt;width:425.15pt;height:28.3pt;z-index:251950080;visibility:visible;mso-wrap-style:square;mso-width-percent:0;mso-height-percent:0;mso-wrap-distance-left:9pt;mso-wrap-distance-top:3.6pt;mso-wrap-distance-right:9pt;mso-wrap-distance-bottom:3.6pt;mso-position-horizontal:absolute;mso-position-horizontal-relative:text;mso-position-vertical:absolute;mso-position-vertical-relative:text;mso-width-percent:0;mso-height-percent:0;mso-width-relative:margin;mso-height-relative:margin;v-text-anchor:top" o:gfxdata="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">
                 <v:textbox>
                   <w:txbxContent>
                     <w:p/>
@@ -7491,7 +7262,7 @@
         <mc:AlternateContent>
           <mc:Choice Requires="wps">
             <w:drawing>
-              <wp:anchor distT="45720" distB="45720" distL="114300" distR="114300" simplePos="0" relativeHeight="251912192" behindDoc="0" locked="0" layoutInCell="1" allowOverlap="1" wp14:anchorId="61FAFE4D" wp14:editId="74FABB31">
+              <wp:anchor distT="45720" distB="45720" distL="114300" distR="114300" simplePos="0" relativeHeight="251951104" behindDoc="0" locked="0" layoutInCell="1" allowOverlap="1" wp14:anchorId="53B1D1EA" wp14:editId="67CEDA2B">
                 <wp:simplePos x="0" y="0"/>
                 <wp:positionH relativeFrom="column">
                   <wp:posOffset>432435</wp:posOffset>
@@ -7554,7 +7325,7 @@
           </mc:Choice>
           <mc:Fallback>
             <w:pict>
-              <v:shape w14:anchorId="61FAFE4D" id="_x0000_s1041" type="#_x0000_t202" style="position:absolute;left:0;text-align:left;margin-left:34.05pt;margin-top:60.05pt;width:425.15pt;height:28.3pt;z-index:251912192;visibility:visible;mso-wrap-style:square;mso-width-percent:0;mso-height-percent:0;mso-wrap-distance-left:9pt;mso-wrap-distance-top:3.6pt;mso-wrap-distance-right:9pt;mso-wrap-distance-bottom:3.6pt;mso-position-horizontal:absolute;mso-position-horizontal-relative:text;mso-position-vertical:absolute;mso-position-vertical-relative:text;mso-width-percent:0;mso-height-percent:0;mso-width-relative:margin;mso-height-relative:margin;v-text-anchor:top" o:gfxdata="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">
+              <v:shape w14:anchorId="53B1D1EA" id="_x0000_s1041" type="#_x0000_t202" style="position:absolute;left:0;text-align:left;margin-left:34.05pt;margin-top:60.05pt;width:425.15pt;height:28.3pt;z-index:251951104;visibility:visible;mso-wrap-style:square;mso-width-percent:0;mso-height-percent:0;mso-wrap-distance-left:9pt;mso-wrap-distance-top:3.6pt;mso-wrap-distance-right:9pt;mso-wrap-distance-bottom:3.6pt;mso-position-horizontal:absolute;mso-position-horizontal-relative:text;mso-position-vertical:absolute;mso-position-vertical-relative:text;mso-width-percent:0;mso-height-percent:0;mso-width-relative:margin;mso-height-relative:margin;v-text-anchor:top" o:gfxdata="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">
                 <v:textbox>
                   <w:txbxContent>
                     <w:p/>
@@ -7604,7 +7375,7 @@
         <mc:AlternateContent>
           <mc:Choice Requires="wps">
             <w:drawing>
-              <wp:anchor distT="45720" distB="45720" distL="114300" distR="114300" simplePos="0" relativeHeight="251913216" behindDoc="0" locked="0" layoutInCell="1" allowOverlap="1" wp14:anchorId="51EC443B" wp14:editId="700267F8">
+              <wp:anchor distT="45720" distB="45720" distL="114300" distR="114300" simplePos="0" relativeHeight="251952128" behindDoc="0" locked="0" layoutInCell="1" allowOverlap="1" wp14:anchorId="05948D80" wp14:editId="2F050DDD">
                 <wp:simplePos x="0" y="0"/>
                 <wp:positionH relativeFrom="column">
                   <wp:posOffset>433070</wp:posOffset>
@@ -7667,7 +7438,7 @@
           </mc:Choice>
           <mc:Fallback>
             <w:pict>
-              <v:shape w14:anchorId="51EC443B" id="_x0000_s1042" type="#_x0000_t202" style="position:absolute;left:0;text-align:left;margin-left:34.1pt;margin-top:72.5pt;width:425.15pt;height:28.3pt;z-index:251913216;visibility:visible;mso-wrap-style:square;mso-width-percent:0;mso-height-percent:0;mso-wrap-distance-left:9pt;mso-wrap-distance-top:3.6pt;mso-wrap-distance-right:9pt;mso-wrap-distance-bottom:3.6pt;mso-position-horizontal:absolute;mso-position-horizontal-relative:text;mso-position-vertical:absolute;mso-position-vertical-relative:text;mso-width-percent:0;mso-height-percent:0;mso-width-relative:margin;mso-height-relative:margin;v-text-anchor:top" o:gfxdata="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">
+              <v:shape w14:anchorId="05948D80" id="_x0000_s1042" type="#_x0000_t202" style="position:absolute;left:0;text-align:left;margin-left:34.1pt;margin-top:72.5pt;width:425.15pt;height:28.3pt;z-index:251952128;visibility:visible;mso-wrap-style:square;mso-width-percent:0;mso-height-percent:0;mso-wrap-distance-left:9pt;mso-wrap-distance-top:3.6pt;mso-wrap-distance-right:9pt;mso-wrap-distance-bottom:3.6pt;mso-position-horizontal:absolute;mso-position-horizontal-relative:text;mso-position-vertical:absolute;mso-position-vertical-relative:text;mso-width-percent:0;mso-height-percent:0;mso-width-relative:margin;mso-height-relative:margin;v-text-anchor:top" o:gfxdata="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">
                 <v:textbox>
                   <w:txbxContent>
                     <w:p/>
@@ -7689,23 +7460,7 @@
         <w:t>C</w:t>
       </w:r>
       <w:r>
-        <w:t xml:space="preserve"> </w:t>
-      </w:r>
-      <w:proofErr w:type="gramStart"/>
-      <w:r>
-        <w:t>increases</w:t>
-      </w:r>
-      <w:proofErr w:type="gramEnd"/>
-      <w:r>
-        <w:t xml:space="preserve"> </w:t>
-      </w:r>
-      <w:proofErr w:type="gramStart"/>
-      <w:r>
-        <w:t>does</w:t>
-      </w:r>
-      <w:proofErr w:type="gramEnd"/>
-      <w:r>
-        <w:t xml:space="preserve"> the power dissipated by the BJT increase or decrease?  Assume V</w:t>
+        <w:t xml:space="preserve"> increases does the power dissipated by the BJT increase or decrease?  Assume V</w:t>
       </w:r>
       <w:r>
         <w:rPr>
@@ -7733,7 +7488,7 @@
         <mc:AlternateContent>
           <mc:Choice Requires="wps">
             <w:drawing>
-              <wp:anchor distT="45720" distB="45720" distL="114300" distR="114300" simplePos="0" relativeHeight="251914240" behindDoc="0" locked="0" layoutInCell="1" allowOverlap="1" wp14:anchorId="275B7B73" wp14:editId="7B9BA30C">
+              <wp:anchor distT="45720" distB="45720" distL="114300" distR="114300" simplePos="0" relativeHeight="251953152" behindDoc="0" locked="0" layoutInCell="1" allowOverlap="1" wp14:anchorId="6FF1B11F" wp14:editId="2624EA4C">
                 <wp:simplePos x="0" y="0"/>
                 <wp:positionH relativeFrom="column">
                   <wp:posOffset>433070</wp:posOffset>
@@ -7796,7 +7551,7 @@
           </mc:Choice>
           <mc:Fallback>
             <w:pict>
-              <v:shape w14:anchorId="275B7B73" id="_x0000_s1043" type="#_x0000_t202" style="position:absolute;left:0;text-align:left;margin-left:34.1pt;margin-top:70.9pt;width:425.15pt;height:28.3pt;z-index:251914240;visibility:visible;mso-wrap-style:square;mso-width-percent:0;mso-height-percent:0;mso-wrap-distance-left:9pt;mso-wrap-distance-top:3.6pt;mso-wrap-distance-right:9pt;mso-wrap-distance-bottom:3.6pt;mso-position-horizontal:absolute;mso-position-horizontal-relative:text;mso-position-vertical:absolute;mso-position-vertical-relative:text;mso-width-percent:0;mso-height-percent:0;mso-width-relative:margin;mso-height-relative:margin;v-text-anchor:top" o:gfxdata="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">
+              <v:shape w14:anchorId="6FF1B11F" id="_x0000_s1043" type="#_x0000_t202" style="position:absolute;left:0;text-align:left;margin-left:34.1pt;margin-top:70.9pt;width:425.15pt;height:28.3pt;z-index:251953152;visibility:visible;mso-wrap-style:square;mso-width-percent:0;mso-height-percent:0;mso-wrap-distance-left:9pt;mso-wrap-distance-top:3.6pt;mso-wrap-distance-right:9pt;mso-wrap-distance-bottom:3.6pt;mso-position-horizontal:absolute;mso-position-horizontal-relative:text;mso-position-vertical:absolute;mso-position-vertical-relative:text;mso-width-percent:0;mso-height-percent:0;mso-width-relative:margin;mso-height-relative:margin;v-text-anchor:top" o:gfxdata="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">
                 <v:textbox>
                   <w:txbxContent>
                     <w:p/>
@@ -7836,7 +7591,7 @@
           <w:noProof/>
         </w:rPr>
         <w:drawing>
-          <wp:anchor distT="0" distB="0" distL="114300" distR="114300" simplePos="0" relativeHeight="251895808" behindDoc="1" locked="0" layoutInCell="1" allowOverlap="1" wp14:anchorId="1CCAED03" wp14:editId="2FF34410">
+          <wp:anchor distT="0" distB="0" distL="114300" distR="114300" simplePos="0" relativeHeight="251934720" behindDoc="1" locked="0" layoutInCell="1" allowOverlap="1" wp14:anchorId="713D3F25" wp14:editId="55AC70F7">
             <wp:simplePos x="0" y="0"/>
             <wp:positionH relativeFrom="column">
               <wp:posOffset>5111115</wp:posOffset>
@@ -7915,11 +7670,7 @@
         <w:spacing w:after="160" w:line="259" w:lineRule="auto"/>
       </w:pPr>
       <w:r>
-        <w:t xml:space="preserve">Now consider the circuit shown at right.  This is a common emitter with emitter degeneration resistor.  As we will see, the addition of a resistor to the emitter adds negative feedback which greatly decreases the tendency of the BJT to experience </w:t>
-      </w:r>
-      <w:r>
-        <w:lastRenderedPageBreak/>
-        <w:t>thermal runaway.  In the following questions assume that Vin is constant and that the BJT is operating in the active region.</w:t>
+        <w:t>Now consider the circuit shown at right.  This is a common emitter with emitter degeneration resistor.  As we will see, the addition of a resistor to the emitter adds negative feedback which greatly decreases the tendency of the BJT to experience thermal runaway.  In the following questions assume that Vin is constant and that the BJT is operating in the active region.</w:t>
       </w:r>
     </w:p>
     <w:p>
@@ -7938,7 +7689,7 @@
         <mc:AlternateContent>
           <mc:Choice Requires="wps">
             <w:drawing>
-              <wp:anchor distT="45720" distB="45720" distL="114300" distR="114300" simplePos="0" relativeHeight="251915264" behindDoc="0" locked="0" layoutInCell="1" allowOverlap="1" wp14:anchorId="2286E797" wp14:editId="2C6F542A">
+              <wp:anchor distT="45720" distB="45720" distL="114300" distR="114300" simplePos="0" relativeHeight="251954176" behindDoc="0" locked="0" layoutInCell="1" allowOverlap="1" wp14:anchorId="53769DC1" wp14:editId="088ECFC8">
                 <wp:simplePos x="0" y="0"/>
                 <wp:positionH relativeFrom="column">
                   <wp:posOffset>442913</wp:posOffset>
@@ -8001,7 +7752,7 @@
           </mc:Choice>
           <mc:Fallback>
             <w:pict>
-              <v:shape w14:anchorId="2286E797" id="_x0000_s1044" type="#_x0000_t202" style="position:absolute;left:0;text-align:left;margin-left:34.9pt;margin-top:33.65pt;width:425.15pt;height:28.3pt;z-index:251915264;visibility:visible;mso-wrap-style:square;mso-width-percent:0;mso-height-percent:0;mso-wrap-distance-left:9pt;mso-wrap-distance-top:3.6pt;mso-wrap-distance-right:9pt;mso-wrap-distance-bottom:3.6pt;mso-position-horizontal:absolute;mso-position-horizontal-relative:text;mso-position-vertical:absolute;mso-position-vertical-relative:text;mso-width-percent:0;mso-height-percent:0;mso-width-relative:margin;mso-height-relative:margin;v-text-anchor:top" o:gfxdata="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">
+              <v:shape w14:anchorId="53769DC1" id="_x0000_s1044" type="#_x0000_t202" style="position:absolute;left:0;text-align:left;margin-left:34.9pt;margin-top:33.65pt;width:425.15pt;height:28.3pt;z-index:251954176;visibility:visible;mso-wrap-style:square;mso-width-percent:0;mso-height-percent:0;mso-wrap-distance-left:9pt;mso-wrap-distance-top:3.6pt;mso-wrap-distance-right:9pt;mso-wrap-distance-bottom:3.6pt;mso-position-horizontal:absolute;mso-position-horizontal-relative:text;mso-position-vertical:absolute;mso-position-vertical-relative:text;mso-width-percent:0;mso-height-percent:0;mso-width-relative:margin;mso-height-relative:margin;v-text-anchor:top" o:gfxdata="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">
                 <v:textbox>
                   <w:txbxContent>
                     <w:p/>
@@ -8038,7 +7789,7 @@
         <mc:AlternateContent>
           <mc:Choice Requires="wps">
             <w:drawing>
-              <wp:anchor distT="45720" distB="45720" distL="114300" distR="114300" simplePos="0" relativeHeight="251917312" behindDoc="0" locked="0" layoutInCell="1" allowOverlap="1" wp14:anchorId="45FC8D99" wp14:editId="04D10538">
+              <wp:anchor distT="45720" distB="45720" distL="114300" distR="114300" simplePos="0" relativeHeight="251956224" behindDoc="0" locked="0" layoutInCell="1" allowOverlap="1" wp14:anchorId="69C5D6E3" wp14:editId="65D1BB3F">
                 <wp:simplePos x="0" y="0"/>
                 <wp:positionH relativeFrom="column">
                   <wp:posOffset>441325</wp:posOffset>
@@ -8101,7 +7852,7 @@
           </mc:Choice>
           <mc:Fallback>
             <w:pict>
-              <v:shape w14:anchorId="45FC8D99" id="_x0000_s1045" type="#_x0000_t202" style="position:absolute;left:0;text-align:left;margin-left:34.75pt;margin-top:78.35pt;width:425.15pt;height:28.3pt;z-index:251917312;visibility:visible;mso-wrap-style:square;mso-width-percent:0;mso-height-percent:0;mso-wrap-distance-left:9pt;mso-wrap-distance-top:3.6pt;mso-wrap-distance-right:9pt;mso-wrap-distance-bottom:3.6pt;mso-position-horizontal:absolute;mso-position-horizontal-relative:text;mso-position-vertical:absolute;mso-position-vertical-relative:text;mso-width-percent:0;mso-height-percent:0;mso-width-relative:margin;mso-height-relative:margin;v-text-anchor:top" o:gfxdata="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">
+              <v:shape w14:anchorId="69C5D6E3" id="_x0000_s1045" type="#_x0000_t202" style="position:absolute;left:0;text-align:left;margin-left:34.75pt;margin-top:78.35pt;width:425.15pt;height:28.3pt;z-index:251956224;visibility:visible;mso-wrap-style:square;mso-width-percent:0;mso-height-percent:0;mso-wrap-distance-left:9pt;mso-wrap-distance-top:3.6pt;mso-wrap-distance-right:9pt;mso-wrap-distance-bottom:3.6pt;mso-position-horizontal:absolute;mso-position-horizontal-relative:text;mso-position-vertical:absolute;mso-position-vertical-relative:text;mso-width-percent:0;mso-height-percent:0;mso-width-relative:margin;mso-height-relative:margin;v-text-anchor:top" o:gfxdata="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">
                 <v:textbox>
                   <w:txbxContent>
                     <w:p/>
@@ -8120,7 +7871,7 @@
         <mc:AlternateContent>
           <mc:Choice Requires="wps">
             <w:drawing>
-              <wp:anchor distT="45720" distB="45720" distL="114300" distR="114300" simplePos="0" relativeHeight="251916288" behindDoc="0" locked="0" layoutInCell="1" allowOverlap="1" wp14:anchorId="61C1F8A1" wp14:editId="696C16AC">
+              <wp:anchor distT="45720" distB="45720" distL="114300" distR="114300" simplePos="0" relativeHeight="251955200" behindDoc="0" locked="0" layoutInCell="1" allowOverlap="1" wp14:anchorId="3A095899" wp14:editId="1398B0F7">
                 <wp:simplePos x="0" y="0"/>
                 <wp:positionH relativeFrom="column">
                   <wp:posOffset>442595</wp:posOffset>
@@ -8183,7 +7934,7 @@
           </mc:Choice>
           <mc:Fallback>
             <w:pict>
-              <v:shape w14:anchorId="61C1F8A1" id="_x0000_s1046" type="#_x0000_t202" style="position:absolute;left:0;text-align:left;margin-left:34.85pt;margin-top:27.55pt;width:425.15pt;height:28.3pt;z-index:251916288;visibility:visible;mso-wrap-style:square;mso-width-percent:0;mso-height-percent:0;mso-wrap-distance-left:9pt;mso-wrap-distance-top:3.6pt;mso-wrap-distance-right:9pt;mso-wrap-distance-bottom:3.6pt;mso-position-horizontal:absolute;mso-position-horizontal-relative:text;mso-position-vertical:absolute;mso-position-vertical-relative:text;mso-width-percent:0;mso-height-percent:0;mso-width-relative:margin;mso-height-relative:margin;v-text-anchor:top" o:gfxdata="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">
+              <v:shape w14:anchorId="3A095899" id="_x0000_s1046" type="#_x0000_t202" style="position:absolute;left:0;text-align:left;margin-left:34.85pt;margin-top:27.55pt;width:425.15pt;height:28.3pt;z-index:251955200;visibility:visible;mso-wrap-style:square;mso-width-percent:0;mso-height-percent:0;mso-wrap-distance-left:9pt;mso-wrap-distance-top:3.6pt;mso-wrap-distance-right:9pt;mso-wrap-distance-bottom:3.6pt;mso-position-horizontal:absolute;mso-position-horizontal-relative:text;mso-position-vertical:absolute;mso-position-vertical-relative:text;mso-width-percent:0;mso-height-percent:0;mso-width-relative:margin;mso-height-relative:margin;v-text-anchor:top" o:gfxdata="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">
                 <v:textbox>
                   <w:txbxContent>
                     <w:p/>
@@ -8237,7 +7988,7 @@
         <mc:AlternateContent>
           <mc:Choice Requires="wps">
             <w:drawing>
-              <wp:anchor distT="45720" distB="45720" distL="114300" distR="114300" simplePos="0" relativeHeight="251918336" behindDoc="0" locked="0" layoutInCell="1" allowOverlap="1" wp14:anchorId="72AEAAAF" wp14:editId="31D6F27D">
+              <wp:anchor distT="45720" distB="45720" distL="114300" distR="114300" simplePos="0" relativeHeight="251957248" behindDoc="0" locked="0" layoutInCell="1" allowOverlap="1" wp14:anchorId="63C99CDD" wp14:editId="4893BFC6">
                 <wp:simplePos x="0" y="0"/>
                 <wp:positionH relativeFrom="column">
                   <wp:posOffset>441325</wp:posOffset>
@@ -8300,7 +8051,7 @@
           </mc:Choice>
           <mc:Fallback>
             <w:pict>
-              <v:shape w14:anchorId="72AEAAAF" id="_x0000_s1047" type="#_x0000_t202" style="position:absolute;left:0;text-align:left;margin-left:34.75pt;margin-top:56.6pt;width:425.15pt;height:28.3pt;z-index:251918336;visibility:visible;mso-wrap-style:square;mso-width-percent:0;mso-height-percent:0;mso-wrap-distance-left:9pt;mso-wrap-distance-top:3.6pt;mso-wrap-distance-right:9pt;mso-wrap-distance-bottom:3.6pt;mso-position-horizontal:absolute;mso-position-horizontal-relative:text;mso-position-vertical:absolute;mso-position-vertical-relative:text;mso-width-percent:0;mso-height-percent:0;mso-width-relative:margin;mso-height-relative:margin;v-text-anchor:top" o:gfxdata="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">
+              <v:shape w14:anchorId="63C99CDD" id="_x0000_s1047" type="#_x0000_t202" style="position:absolute;left:0;text-align:left;margin-left:34.75pt;margin-top:56.6pt;width:425.15pt;height:28.3pt;z-index:251957248;visibility:visible;mso-wrap-style:square;mso-width-percent:0;mso-height-percent:0;mso-wrap-distance-left:9pt;mso-wrap-distance-top:3.6pt;mso-wrap-distance-right:9pt;mso-wrap-distance-bottom:3.6pt;mso-position-horizontal:absolute;mso-position-horizontal-relative:text;mso-position-vertical:absolute;mso-position-vertical-relative:text;mso-width-percent:0;mso-height-percent:0;mso-width-relative:margin;mso-height-relative:margin;v-text-anchor:top" o:gfxdata="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">
                 <v:textbox>
                   <w:txbxContent>
                     <w:p/>
@@ -8350,7 +8101,7 @@
         <mc:AlternateContent>
           <mc:Choice Requires="wps">
             <w:drawing>
-              <wp:anchor distT="45720" distB="45720" distL="114300" distR="114300" simplePos="0" relativeHeight="251919360" behindDoc="0" locked="0" layoutInCell="1" allowOverlap="1" wp14:anchorId="1E216314" wp14:editId="01E2BC8D">
+              <wp:anchor distT="45720" distB="45720" distL="114300" distR="114300" simplePos="0" relativeHeight="251958272" behindDoc="0" locked="0" layoutInCell="1" allowOverlap="1" wp14:anchorId="6730E193" wp14:editId="594AABA7">
                 <wp:simplePos x="0" y="0"/>
                 <wp:positionH relativeFrom="column">
                   <wp:posOffset>443865</wp:posOffset>
@@ -8413,7 +8164,7 @@
           </mc:Choice>
           <mc:Fallback>
             <w:pict>
-              <v:shape w14:anchorId="1E216314" id="_x0000_s1048" type="#_x0000_t202" style="position:absolute;left:0;text-align:left;margin-left:34.95pt;margin-top:59.55pt;width:425.15pt;height:28.3pt;z-index:251919360;visibility:visible;mso-wrap-style:square;mso-width-percent:0;mso-height-percent:0;mso-wrap-distance-left:9pt;mso-wrap-distance-top:3.6pt;mso-wrap-distance-right:9pt;mso-wrap-distance-bottom:3.6pt;mso-position-horizontal:absolute;mso-position-horizontal-relative:text;mso-position-vertical:absolute;mso-position-vertical-relative:text;mso-width-percent:0;mso-height-percent:0;mso-width-relative:margin;mso-height-relative:margin;v-text-anchor:top" o:gfxdata="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">
+              <v:shape w14:anchorId="6730E193" id="_x0000_s1048" type="#_x0000_t202" style="position:absolute;left:0;text-align:left;margin-left:34.95pt;margin-top:59.55pt;width:425.15pt;height:28.3pt;z-index:251958272;visibility:visible;mso-wrap-style:square;mso-width-percent:0;mso-height-percent:0;mso-wrap-distance-left:9pt;mso-wrap-distance-top:3.6pt;mso-wrap-distance-right:9pt;mso-wrap-distance-bottom:3.6pt;mso-position-horizontal:absolute;mso-position-horizontal-relative:text;mso-position-vertical:absolute;mso-position-vertical-relative:text;mso-width-percent:0;mso-height-percent:0;mso-width-relative:margin;mso-height-relative:margin;v-text-anchor:top" o:gfxdata="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">
                 <v:textbox>
                   <w:txbxContent>
                     <w:p/>
@@ -8463,7 +8214,7 @@
         <mc:AlternateContent>
           <mc:Choice Requires="wps">
             <w:drawing>
-              <wp:anchor distT="45720" distB="45720" distL="114300" distR="114300" simplePos="0" relativeHeight="251920384" behindDoc="0" locked="0" layoutInCell="1" allowOverlap="1" wp14:anchorId="72682F3B" wp14:editId="21E8EB9D">
+              <wp:anchor distT="45720" distB="45720" distL="114300" distR="114300" simplePos="0" relativeHeight="251959296" behindDoc="0" locked="0" layoutInCell="1" allowOverlap="1" wp14:anchorId="20A80B0C" wp14:editId="69BC9BFB">
                 <wp:simplePos x="0" y="0"/>
                 <wp:positionH relativeFrom="column">
                   <wp:posOffset>445135</wp:posOffset>
@@ -8526,7 +8277,7 @@
           </mc:Choice>
           <mc:Fallback>
             <w:pict>
-              <v:shape w14:anchorId="72682F3B" id="_x0000_s1049" type="#_x0000_t202" style="position:absolute;left:0;text-align:left;margin-left:35.05pt;margin-top:58.6pt;width:425.15pt;height:28.3pt;z-index:251920384;visibility:visible;mso-wrap-style:square;mso-width-percent:0;mso-height-percent:0;mso-wrap-distance-left:9pt;mso-wrap-distance-top:3.6pt;mso-wrap-distance-right:9pt;mso-wrap-distance-bottom:3.6pt;mso-position-horizontal:absolute;mso-position-horizontal-relative:text;mso-position-vertical:absolute;mso-position-vertical-relative:text;mso-width-percent:0;mso-height-percent:0;mso-width-relative:margin;mso-height-relative:margin;v-text-anchor:top" o:gfxdata="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">
+              <v:shape w14:anchorId="20A80B0C" id="_x0000_s1049" type="#_x0000_t202" style="position:absolute;left:0;text-align:left;margin-left:35.05pt;margin-top:58.6pt;width:425.15pt;height:28.3pt;z-index:251959296;visibility:visible;mso-wrap-style:square;mso-width-percent:0;mso-height-percent:0;mso-wrap-distance-left:9pt;mso-wrap-distance-top:3.6pt;mso-wrap-distance-right:9pt;mso-wrap-distance-bottom:3.6pt;mso-position-horizontal:absolute;mso-position-horizontal-relative:text;mso-position-vertical:absolute;mso-position-vertical-relative:text;mso-width-percent:0;mso-height-percent:0;mso-width-relative:margin;mso-height-relative:margin;v-text-anchor:top" o:gfxdata="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">
                 <v:textbox>
                   <w:txbxContent>
                     <w:p/>
@@ -8576,7 +8327,7 @@
         <mc:AlternateContent>
           <mc:Choice Requires="wps">
             <w:drawing>
-              <wp:anchor distT="45720" distB="45720" distL="114300" distR="114300" simplePos="0" relativeHeight="251921408" behindDoc="0" locked="0" layoutInCell="1" allowOverlap="1" wp14:anchorId="7FA3B648" wp14:editId="4694D69A">
+              <wp:anchor distT="45720" distB="45720" distL="114300" distR="114300" simplePos="0" relativeHeight="251960320" behindDoc="0" locked="0" layoutInCell="1" allowOverlap="1" wp14:anchorId="03B8D71C" wp14:editId="6521085D">
                 <wp:simplePos x="0" y="0"/>
                 <wp:positionH relativeFrom="column">
                   <wp:posOffset>442595</wp:posOffset>
@@ -8639,7 +8390,7 @@
           </mc:Choice>
           <mc:Fallback>
             <w:pict>
-              <v:shape w14:anchorId="7FA3B648" id="_x0000_s1050" type="#_x0000_t202" style="position:absolute;left:0;text-align:left;margin-left:34.85pt;margin-top:55.5pt;width:425.15pt;height:28.3pt;z-index:251921408;visibility:visible;mso-wrap-style:square;mso-width-percent:0;mso-height-percent:0;mso-wrap-distance-left:9pt;mso-wrap-distance-top:3.6pt;mso-wrap-distance-right:9pt;mso-wrap-distance-bottom:3.6pt;mso-position-horizontal:absolute;mso-position-horizontal-relative:text;mso-position-vertical:absolute;mso-position-vertical-relative:text;mso-width-percent:0;mso-height-percent:0;mso-width-relative:margin;mso-height-relative:margin;v-text-anchor:top" o:gfxdata="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">
+              <v:shape w14:anchorId="03B8D71C" id="_x0000_s1050" type="#_x0000_t202" style="position:absolute;left:0;text-align:left;margin-left:34.85pt;margin-top:55.5pt;width:425.15pt;height:28.3pt;z-index:251960320;visibility:visible;mso-wrap-style:square;mso-width-percent:0;mso-height-percent:0;mso-wrap-distance-left:9pt;mso-wrap-distance-top:3.6pt;mso-wrap-distance-right:9pt;mso-wrap-distance-bottom:3.6pt;mso-position-horizontal:absolute;mso-position-horizontal-relative:text;mso-position-vertical:absolute;mso-position-vertical-relative:text;mso-width-percent:0;mso-height-percent:0;mso-width-relative:margin;mso-height-relative:margin;v-text-anchor:top" o:gfxdata="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">
                 <v:textbox>
                   <w:txbxContent>
                     <w:p/>
@@ -8679,15 +8430,7 @@
         <w:t>B</w:t>
       </w:r>
       <w:r>
-        <w:t xml:space="preserve"> is being held </w:t>
-      </w:r>
-      <w:proofErr w:type="gramStart"/>
-      <w:r>
-        <w:t>constant</w:t>
-      </w:r>
-      <w:proofErr w:type="gramEnd"/>
-      <w:r>
-        <w:t>.</w:t>
+        <w:t xml:space="preserve"> is being held constant.</w:t>
       </w:r>
     </w:p>
     <w:p>
@@ -8706,7 +8449,7 @@
         <mc:AlternateContent>
           <mc:Choice Requires="wps">
             <w:drawing>
-              <wp:anchor distT="45720" distB="45720" distL="114300" distR="114300" simplePos="0" relativeHeight="251922432" behindDoc="0" locked="0" layoutInCell="1" allowOverlap="1" wp14:anchorId="56F9A1E5" wp14:editId="41C4A0C3">
+              <wp:anchor distT="45720" distB="45720" distL="114300" distR="114300" simplePos="0" relativeHeight="251961344" behindDoc="0" locked="0" layoutInCell="1" allowOverlap="1" wp14:anchorId="3F4AC4A8" wp14:editId="326737F3">
                 <wp:simplePos x="0" y="0"/>
                 <wp:positionH relativeFrom="column">
                   <wp:posOffset>443230</wp:posOffset>
@@ -8769,7 +8512,7 @@
           </mc:Choice>
           <mc:Fallback>
             <w:pict>
-              <v:shape w14:anchorId="56F9A1E5" id="_x0000_s1051" type="#_x0000_t202" style="position:absolute;left:0;text-align:left;margin-left:34.9pt;margin-top:54.7pt;width:425.15pt;height:28.3pt;z-index:251922432;visibility:visible;mso-wrap-style:square;mso-width-percent:0;mso-height-percent:0;mso-wrap-distance-left:9pt;mso-wrap-distance-top:3.6pt;mso-wrap-distance-right:9pt;mso-wrap-distance-bottom:3.6pt;mso-position-horizontal:absolute;mso-position-horizontal-relative:text;mso-position-vertical:absolute;mso-position-vertical-relative:text;mso-width-percent:0;mso-height-percent:0;mso-width-relative:margin;mso-height-relative:margin;v-text-anchor:top" o:gfxdata="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">
+              <v:shape w14:anchorId="3F4AC4A8" id="_x0000_s1051" type="#_x0000_t202" style="position:absolute;left:0;text-align:left;margin-left:34.9pt;margin-top:54.7pt;width:425.15pt;height:28.3pt;z-index:251961344;visibility:visible;mso-wrap-style:square;mso-width-percent:0;mso-height-percent:0;mso-wrap-distance-left:9pt;mso-wrap-distance-top:3.6pt;mso-wrap-distance-right:9pt;mso-wrap-distance-bottom:3.6pt;mso-position-horizontal:absolute;mso-position-horizontal-relative:text;mso-position-vertical:absolute;mso-position-vertical-relative:text;mso-width-percent:0;mso-height-percent:0;mso-width-relative:margin;mso-height-relative:margin;v-text-anchor:top" o:gfxdata="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">
                 <v:textbox>
                   <w:txbxContent>
                     <w:p/>
@@ -8819,7 +8562,7 @@
         <mc:AlternateContent>
           <mc:Choice Requires="wps">
             <w:drawing>
-              <wp:anchor distT="45720" distB="45720" distL="114300" distR="114300" simplePos="0" relativeHeight="251923456" behindDoc="0" locked="0" layoutInCell="1" allowOverlap="1" wp14:anchorId="2F583920" wp14:editId="669443C2">
+              <wp:anchor distT="45720" distB="45720" distL="114300" distR="114300" simplePos="0" relativeHeight="251962368" behindDoc="0" locked="0" layoutInCell="1" allowOverlap="1" wp14:anchorId="3CDA33BA" wp14:editId="19FF473B">
                 <wp:simplePos x="0" y="0"/>
                 <wp:positionH relativeFrom="column">
                   <wp:posOffset>440690</wp:posOffset>
@@ -8882,7 +8625,7 @@
           </mc:Choice>
           <mc:Fallback>
             <w:pict>
-              <v:shape w14:anchorId="2F583920" id="_x0000_s1052" type="#_x0000_t202" style="position:absolute;left:0;text-align:left;margin-left:34.7pt;margin-top:54.4pt;width:425.15pt;height:28.3pt;z-index:251923456;visibility:visible;mso-wrap-style:square;mso-width-percent:0;mso-height-percent:0;mso-wrap-distance-left:9pt;mso-wrap-distance-top:3.6pt;mso-wrap-distance-right:9pt;mso-wrap-distance-bottom:3.6pt;mso-position-horizontal:absolute;mso-position-horizontal-relative:text;mso-position-vertical:absolute;mso-position-vertical-relative:text;mso-width-percent:0;mso-height-percent:0;mso-width-relative:margin;mso-height-relative:margin;v-text-anchor:top" o:gfxdata="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">
+              <v:shape w14:anchorId="3CDA33BA" id="_x0000_s1052" type="#_x0000_t202" style="position:absolute;left:0;text-align:left;margin-left:34.7pt;margin-top:54.4pt;width:425.15pt;height:28.3pt;z-index:251962368;visibility:visible;mso-wrap-style:square;mso-width-percent:0;mso-height-percent:0;mso-wrap-distance-left:9pt;mso-wrap-distance-top:3.6pt;mso-wrap-distance-right:9pt;mso-wrap-distance-bottom:3.6pt;mso-position-horizontal:absolute;mso-position-horizontal-relative:text;mso-position-vertical:absolute;mso-position-vertical-relative:text;mso-width-percent:0;mso-height-percent:0;mso-width-relative:margin;mso-height-relative:margin;v-text-anchor:top" o:gfxdata="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">
                 <v:textbox>
                   <w:txbxContent>
                     <w:p/>
@@ -8923,7 +8666,7 @@
         <mc:AlternateContent>
           <mc:Choice Requires="wps">
             <w:drawing>
-              <wp:anchor distT="45720" distB="45720" distL="114300" distR="114300" simplePos="0" relativeHeight="251924480" behindDoc="0" locked="0" layoutInCell="1" allowOverlap="1" wp14:anchorId="60F86016" wp14:editId="338B1A70">
+              <wp:anchor distT="45720" distB="45720" distL="114300" distR="114300" simplePos="0" relativeHeight="251963392" behindDoc="0" locked="0" layoutInCell="1" allowOverlap="1" wp14:anchorId="715C620C" wp14:editId="002A485F">
                 <wp:simplePos x="0" y="0"/>
                 <wp:positionH relativeFrom="column">
                   <wp:posOffset>442595</wp:posOffset>
@@ -8986,7 +8729,7 @@
           </mc:Choice>
           <mc:Fallback>
             <w:pict>
-              <v:shape w14:anchorId="60F86016" id="_x0000_s1053" type="#_x0000_t202" style="position:absolute;left:0;text-align:left;margin-left:34.85pt;margin-top:68pt;width:425.15pt;height:42.5pt;z-index:251924480;visibility:visible;mso-wrap-style:square;mso-width-percent:0;mso-height-percent:0;mso-wrap-distance-left:9pt;mso-wrap-distance-top:3.6pt;mso-wrap-distance-right:9pt;mso-wrap-distance-bottom:3.6pt;mso-position-horizontal:absolute;mso-position-horizontal-relative:text;mso-position-vertical:absolute;mso-position-vertical-relative:text;mso-width-percent:0;mso-height-percent:0;mso-width-relative:margin;mso-height-relative:margin;v-text-anchor:top" o:gfxdata="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">
+              <v:shape w14:anchorId="715C620C" id="_x0000_s1053" type="#_x0000_t202" style="position:absolute;left:0;text-align:left;margin-left:34.85pt;margin-top:68pt;width:425.15pt;height:42.5pt;z-index:251963392;visibility:visible;mso-wrap-style:square;mso-width-percent:0;mso-height-percent:0;mso-wrap-distance-left:9pt;mso-wrap-distance-top:3.6pt;mso-wrap-distance-right:9pt;mso-wrap-distance-bottom:3.6pt;mso-position-horizontal:absolute;mso-position-horizontal-relative:text;mso-position-vertical:absolute;mso-position-vertical-relative:text;mso-width-percent:0;mso-height-percent:0;mso-width-relative:margin;mso-height-relative:margin;v-text-anchor:top" o:gfxdata="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">
                 <v:textbox>
                   <w:txbxContent>
                     <w:p/>
@@ -9022,7 +8765,6 @@
         <w:spacing w:after="160" w:line="259" w:lineRule="auto"/>
       </w:pPr>
       <w:r>
-        <w:lastRenderedPageBreak/>
         <w:t>The ability of the deceasing V</w:t>
       </w:r>
       <w:r>
@@ -9041,15 +8783,7 @@
         <w:t>S</w:t>
       </w:r>
       <w:r>
-        <w:t xml:space="preserve"> in check depends on the magnitude of the emitter resistor.  </w:t>
-      </w:r>
-      <w:proofErr w:type="gramStart"/>
-      <w:r>
-        <w:t>If it</w:t>
-      </w:r>
-      <w:proofErr w:type="gramEnd"/>
-      <w:r>
-        <w:t xml:space="preserve"> the emitter resistor is too small, then the BJT may still exhibit thermal runaway.  In that case, you should increase the emitter resistor until thermal runaway is kept in check.  </w:t>
+        <w:t xml:space="preserve"> in check depends on the magnitude of the emitter resistor.  If it the emitter resistor is too small, then the BJT may still exhibit thermal runaway.  In that case, you should increase the emitter resistor until thermal runaway is kept in check.  </w:t>
       </w:r>
     </w:p>
     <w:p>
@@ -9069,7 +8803,7 @@
           <w:noProof/>
         </w:rPr>
         <w:drawing>
-          <wp:inline distT="0" distB="0" distL="0" distR="0" wp14:anchorId="7A820A7C" wp14:editId="69D9220B">
+          <wp:inline distT="0" distB="0" distL="0" distR="0" wp14:anchorId="7127081A" wp14:editId="016EB201">
             <wp:extent cx="4706007" cy="2048161"/>
             <wp:effectExtent l="0" t="0" r="0" b="9525"/>
             <wp:docPr id="472815008" name="Picture 30"/>
@@ -9121,11 +8855,7 @@
         <w:spacing w:after="160" w:line="259" w:lineRule="auto"/>
       </w:pPr>
       <w:r>
-        <w:t xml:space="preserve">Make the reference input equal to </w:t>
-      </w:r>
-      <w:proofErr w:type="spellStart"/>
-      <w:r>
-        <w:t>V</w:t>
+        <w:t>Make the reference input equal to V</w:t>
       </w:r>
       <w:r>
         <w:rPr>
@@ -9133,7 +8863,6 @@
         </w:rPr>
         <w:t>b</w:t>
       </w:r>
-      <w:proofErr w:type="spellEnd"/>
       <w:r>
         <w:t xml:space="preserve"> (this is the input at the left).</w:t>
       </w:r>
@@ -9148,11 +8877,7 @@
         <w:spacing w:after="160" w:line="259" w:lineRule="auto"/>
       </w:pPr>
       <w:r>
-        <w:t xml:space="preserve">What must the inverting input to the summer junction be for the output of the summer junction to be </w:t>
-      </w:r>
-      <w:proofErr w:type="spellStart"/>
-      <w:r>
-        <w:t>V</w:t>
+        <w:t>What must the inverting input to the summer junction be for the output of the summer junction to be V</w:t>
       </w:r>
       <w:r>
         <w:rPr>
@@ -9166,13 +8891,8 @@
         </w:rPr>
         <w:t>e</w:t>
       </w:r>
-      <w:proofErr w:type="spellEnd"/>
-      <w:r>
-        <w:t xml:space="preserve">?  Write this signal and </w:t>
-      </w:r>
-      <w:proofErr w:type="spellStart"/>
-      <w:r>
-        <w:t>V</w:t>
+      <w:r>
+        <w:t>?  Write this signal and V</w:t>
       </w:r>
       <w:r>
         <w:rPr>
@@ -9186,7 +8906,6 @@
         </w:rPr>
         <w:t>e</w:t>
       </w:r>
-      <w:proofErr w:type="spellEnd"/>
       <w:r>
         <w:t xml:space="preserve"> on the diagram.</w:t>
       </w:r>
@@ -9243,27 +8962,41 @@
           <w:numId w:val="37"/>
         </w:numPr>
         <w:spacing w:after="160" w:line="259" w:lineRule="auto"/>
-      </w:pPr>
-      <w:r>
-        <w:t xml:space="preserve">Fill in the lower block with an equation which converts the block diagram output into the variable used in the inverting input to the summer junction.  Hint, </w:t>
-      </w:r>
-      <w:proofErr w:type="gramStart"/>
-      <w:r>
-        <w:t>its</w:t>
-      </w:r>
-      <w:proofErr w:type="gramEnd"/>
-      <w:r>
-        <w:t xml:space="preserve"> Ohm’s law.</w:t>
+        <w:sectPr>
+          <w:headerReference w:type="even" r:id="rId23"/>
+          <w:headerReference w:type="default" r:id="rId24"/>
+          <w:footerReference w:type="even" r:id="rId25"/>
+          <w:footerReference w:type="default" r:id="rId26"/>
+          <w:headerReference w:type="first" r:id="rId27"/>
+          <w:footerReference w:type="first" r:id="rId28"/>
+          <w:pgSz w:w="12240" w:h="15840"/>
+          <w:pgMar w:top="1509" w:right="1436" w:bottom="1480" w:left="1440" w:header="720" w:footer="719" w:gutter="0"/>
+          <w:cols w:space="720"/>
+          <w:titlePg/>
+        </w:sectPr>
+      </w:pPr>
+      <w:r>
+        <w:t>Fill in the lower block with an equation which converts the block diagram output into the variable used in the inverting input to the summer junction.  Hint, its Ohm’s law.</w:t>
       </w:r>
       <w:bookmarkEnd w:id="1"/>
     </w:p>
+    <w:p>
+      <w:pPr>
+        <w:pStyle w:val="ListParagraph"/>
+        <w:numPr>
+          <w:ilvl w:val="0"/>
+          <w:numId w:val="37"/>
+        </w:numPr>
+        <w:spacing w:after="160" w:line="259" w:lineRule="auto"/>
+      </w:pPr>
+    </w:p>
     <w:sectPr>
-      <w:headerReference w:type="even" r:id="rId23"/>
-      <w:headerReference w:type="default" r:id="rId24"/>
-      <w:footerReference w:type="even" r:id="rId25"/>
-      <w:footerReference w:type="default" r:id="rId26"/>
-      <w:headerReference w:type="first" r:id="rId27"/>
-      <w:footerReference w:type="first" r:id="rId28"/>
+      <w:headerReference w:type="even" r:id="rId29"/>
+      <w:headerReference w:type="default" r:id="rId30"/>
+      <w:footerReference w:type="even" r:id="rId31"/>
+      <w:footerReference w:type="default" r:id="rId32"/>
+      <w:headerReference w:type="first" r:id="rId33"/>
+      <w:footerReference w:type="first" r:id="rId34"/>
       <w:pgSz w:w="12240" w:h="15840"/>
       <w:pgMar w:top="1509" w:right="1436" w:bottom="1480" w:left="1440" w:header="720" w:footer="719" w:gutter="0"/>
       <w:cols w:space="720"/>
@@ -9432,6 +9165,140 @@
 </w:ftr>
 </file>
 
+<file path=word/footer4.xml><?xml version="1.0" encoding="utf-8"?>
+<w:ftr xmlns:wpc="http://schemas.microsoft.com/office/word/2010/wordprocessingCanvas" xmlns:cx="http://schemas.microsoft.com/office/drawing/2014/chartex" xmlns:cx1="http://schemas.microsoft.com/office/drawing/2015/9/8/chartex" xmlns:cx2="http://schemas.microsoft.com/office/drawing/2015/10/21/chartex" xmlns:cx3="http://schemas.microsoft.com/office/drawing/2016/5/9/chartex" xmlns:cx4="http://schemas.microsoft.com/office/drawing/2016/5/10/chartex" xmlns:cx5="http://schemas.microsoft.com/office/drawing/2016/5/11/chartex" xmlns:cx6="http://schemas.microsoft.com/office/drawing/2016/5/12/chartex" xmlns:cx7="http://schemas.microsoft.com/office/drawing/2016/5/13/chartex" xmlns:cx8="http://schemas.microsoft.com/office/drawing/2016/5/14/chartex" xmlns:mc="http://schemas.openxmlformats.org/markup-compatibility/2006" xmlns:aink="http://schemas.microsoft.com/office/drawing/2016/ink" xmlns:am3d="http://schemas.microsoft.com/office/drawing/2017/model3d" xmlns:o="urn:schemas-microsoft-com:office:office" xmlns:oel="http://schemas.microsoft.com/office/2019/extlst" xmlns:r="http://schemas.openxmlformats.org/officeDocument/2006/relationships" xmlns:m="http://schemas.openxmlformats.org/officeDocument/2006/math" xmlns:v="urn:schemas-microsoft-com:vml" xmlns:wp14="http://schemas.microsoft.com/office/word/2010/wordprocessingDrawing" xmlns:wp="http://schemas.openxmlformats.org/drawingml/2006/wordprocessingDrawing" xmlns:w10="urn:schemas-microsoft-com:office:word" xmlns:w="http://schemas.openxmlformats.org/wordprocessingml/2006/main" xmlns:w14="http://schemas.microsoft.com/office/word/2010/wordml" xmlns:w15="http://schemas.microsoft.com/office/word/2012/wordml" xmlns:w16cei="http://schemas.microsoft.com/office/word/2026/wordml/cei" xmlns:w16cex="http://schemas.microsoft.com/office/word/2018/wordml/cex" xmlns:w16cid="http://schemas.microsoft.com/office/word/2016/wordml/cid" xmlns:w16="http://schemas.microsoft.com/office/word/2018/wordml" xmlns:w16du="http://schemas.microsoft.com/office/word/2023/wordml/word16du" xmlns:w16sdtdh="http://schemas.microsoft.com/office/word/2020/wordml/sdtdatahash" xmlns:w16sdtfl="http://schemas.microsoft.com/office/word/2024/wordml/sdtformatlock" xmlns:w16se="http://schemas.microsoft.com/office/word/2015/wordml/symex" xmlns:wpg="http://schemas.microsoft.com/office/word/2010/wordprocessingGroup" xmlns:wpi="http://schemas.microsoft.com/office/word/2010/wordprocessingInk" xmlns:wne="http://schemas.microsoft.com/office/word/2006/wordml" xmlns:wps="http://schemas.microsoft.com/office/word/2010/wordprocessingShape" mc:Ignorable="w14 w15 w16se w16cid w16 w16cex w16sdtdh w16sdtfl w16du wp14">
+  <w:p>
+    <w:pPr>
+      <w:spacing w:after="0" w:line="259" w:lineRule="auto"/>
+      <w:ind w:left="0" w:right="1" w:firstLine="0"/>
+      <w:jc w:val="right"/>
+    </w:pPr>
+    <w:r>
+      <w:fldChar w:fldCharType="begin"/>
+    </w:r>
+    <w:r>
+      <w:instrText xml:space="preserve"> PAGE   \* MERGEFORMAT </w:instrText>
+    </w:r>
+    <w:r>
+      <w:fldChar w:fldCharType="separate"/>
+    </w:r>
+    <w:r>
+      <w:rPr>
+        <w:rFonts w:ascii="Calibri" w:eastAsia="Calibri" w:hAnsi="Calibri" w:cs="Calibri"/>
+      </w:rPr>
+      <w:t>1</w:t>
+    </w:r>
+    <w:r>
+      <w:rPr>
+        <w:rFonts w:ascii="Calibri" w:eastAsia="Calibri" w:hAnsi="Calibri" w:cs="Calibri"/>
+      </w:rPr>
+      <w:fldChar w:fldCharType="end"/>
+    </w:r>
+    <w:r>
+      <w:rPr>
+        <w:rFonts w:ascii="Calibri" w:eastAsia="Calibri" w:hAnsi="Calibri" w:cs="Calibri"/>
+      </w:rPr>
+      <w:t xml:space="preserve"> </w:t>
+    </w:r>
+  </w:p>
+  <w:p>
+    <w:pPr>
+      <w:spacing w:after="0" w:line="259" w:lineRule="auto"/>
+      <w:ind w:left="0" w:firstLine="0"/>
+    </w:pPr>
+    <w:r>
+      <w:rPr>
+        <w:rFonts w:ascii="Calibri" w:eastAsia="Calibri" w:hAnsi="Calibri" w:cs="Calibri"/>
+      </w:rPr>
+      <w:t xml:space="preserve"> </w:t>
+    </w:r>
+  </w:p>
+</w:ftr>
+</file>
+
+<file path=word/footer5.xml><?xml version="1.0" encoding="utf-8"?>
+<w:ftr xmlns:wpc="http://schemas.microsoft.com/office/word/2010/wordprocessingCanvas" xmlns:cx="http://schemas.microsoft.com/office/drawing/2014/chartex" xmlns:cx1="http://schemas.microsoft.com/office/drawing/2015/9/8/chartex" xmlns:cx2="http://schemas.microsoft.com/office/drawing/2015/10/21/chartex" xmlns:cx3="http://schemas.microsoft.com/office/drawing/2016/5/9/chartex" xmlns:cx4="http://schemas.microsoft.com/office/drawing/2016/5/10/chartex" xmlns:cx5="http://schemas.microsoft.com/office/drawing/2016/5/11/chartex" xmlns:cx6="http://schemas.microsoft.com/office/drawing/2016/5/12/chartex" xmlns:cx7="http://schemas.microsoft.com/office/drawing/2016/5/13/chartex" xmlns:cx8="http://schemas.microsoft.com/office/drawing/2016/5/14/chartex" xmlns:mc="http://schemas.openxmlformats.org/markup-compatibility/2006" xmlns:aink="http://schemas.microsoft.com/office/drawing/2016/ink" xmlns:am3d="http://schemas.microsoft.com/office/drawing/2017/model3d" xmlns:o="urn:schemas-microsoft-com:office:office" xmlns:oel="http://schemas.microsoft.com/office/2019/extlst" xmlns:r="http://schemas.openxmlformats.org/officeDocument/2006/relationships" xmlns:m="http://schemas.openxmlformats.org/officeDocument/2006/math" xmlns:v="urn:schemas-microsoft-com:vml" xmlns:wp14="http://schemas.microsoft.com/office/word/2010/wordprocessingDrawing" xmlns:wp="http://schemas.openxmlformats.org/drawingml/2006/wordprocessingDrawing" xmlns:w10="urn:schemas-microsoft-com:office:word" xmlns:w="http://schemas.openxmlformats.org/wordprocessingml/2006/main" xmlns:w14="http://schemas.microsoft.com/office/word/2010/wordml" xmlns:w15="http://schemas.microsoft.com/office/word/2012/wordml" xmlns:w16cei="http://schemas.microsoft.com/office/word/2026/wordml/cei" xmlns:w16cex="http://schemas.microsoft.com/office/word/2018/wordml/cex" xmlns:w16cid="http://schemas.microsoft.com/office/word/2016/wordml/cid" xmlns:w16="http://schemas.microsoft.com/office/word/2018/wordml" xmlns:w16du="http://schemas.microsoft.com/office/word/2023/wordml/word16du" xmlns:w16sdtdh="http://schemas.microsoft.com/office/word/2020/wordml/sdtdatahash" xmlns:w16sdtfl="http://schemas.microsoft.com/office/word/2024/wordml/sdtformatlock" xmlns:w16se="http://schemas.microsoft.com/office/word/2015/wordml/symex" xmlns:wpg="http://schemas.microsoft.com/office/word/2010/wordprocessingGroup" xmlns:wpi="http://schemas.microsoft.com/office/word/2010/wordprocessingInk" xmlns:wne="http://schemas.microsoft.com/office/word/2006/wordml" xmlns:wps="http://schemas.microsoft.com/office/word/2010/wordprocessingShape" mc:Ignorable="w14 w15 w16se w16cid w16 w16cex w16sdtdh w16sdtfl w16du wp14">
+  <w:p>
+    <w:pPr>
+      <w:spacing w:after="0" w:line="259" w:lineRule="auto"/>
+      <w:ind w:left="0" w:right="1" w:firstLine="0"/>
+      <w:jc w:val="right"/>
+    </w:pPr>
+    <w:r>
+      <w:fldChar w:fldCharType="begin"/>
+    </w:r>
+    <w:r>
+      <w:instrText xml:space="preserve"> PAGE   \* MERGEFORMAT </w:instrText>
+    </w:r>
+    <w:r>
+      <w:fldChar w:fldCharType="separate"/>
+    </w:r>
+    <w:r>
+      <w:rPr>
+        <w:rFonts w:eastAsia="Calibri" w:cs="Calibri"/>
+        <w:noProof/>
+      </w:rPr>
+      <w:t>2</w:t>
+    </w:r>
+    <w:r>
+      <w:rPr>
+        <w:rFonts w:eastAsia="Calibri" w:cs="Calibri"/>
+      </w:rPr>
+      <w:fldChar w:fldCharType="end"/>
+    </w:r>
+    <w:r>
+      <w:rPr>
+        <w:rFonts w:eastAsia="Calibri" w:cs="Calibri"/>
+      </w:rPr>
+      <w:t xml:space="preserve"> </w:t>
+    </w:r>
+  </w:p>
+</w:ftr>
+</file>
+
+<file path=word/footer6.xml><?xml version="1.0" encoding="utf-8"?>
+<w:ftr xmlns:wpc="http://schemas.microsoft.com/office/word/2010/wordprocessingCanvas" xmlns:cx="http://schemas.microsoft.com/office/drawing/2014/chartex" xmlns:cx1="http://schemas.microsoft.com/office/drawing/2015/9/8/chartex" xmlns:cx2="http://schemas.microsoft.com/office/drawing/2015/10/21/chartex" xmlns:cx3="http://schemas.microsoft.com/office/drawing/2016/5/9/chartex" xmlns:cx4="http://schemas.microsoft.com/office/drawing/2016/5/10/chartex" xmlns:cx5="http://schemas.microsoft.com/office/drawing/2016/5/11/chartex" xmlns:cx6="http://schemas.microsoft.com/office/drawing/2016/5/12/chartex" xmlns:cx7="http://schemas.microsoft.com/office/drawing/2016/5/13/chartex" xmlns:cx8="http://schemas.microsoft.com/office/drawing/2016/5/14/chartex" xmlns:mc="http://schemas.openxmlformats.org/markup-compatibility/2006" xmlns:aink="http://schemas.microsoft.com/office/drawing/2016/ink" xmlns:am3d="http://schemas.microsoft.com/office/drawing/2017/model3d" xmlns:o="urn:schemas-microsoft-com:office:office" xmlns:oel="http://schemas.microsoft.com/office/2019/extlst" xmlns:r="http://schemas.openxmlformats.org/officeDocument/2006/relationships" xmlns:m="http://schemas.openxmlformats.org/officeDocument/2006/math" xmlns:v="urn:schemas-microsoft-com:vml" xmlns:wp14="http://schemas.microsoft.com/office/word/2010/wordprocessingDrawing" xmlns:wp="http://schemas.openxmlformats.org/drawingml/2006/wordprocessingDrawing" xmlns:w10="urn:schemas-microsoft-com:office:word" xmlns:w="http://schemas.openxmlformats.org/wordprocessingml/2006/main" xmlns:w14="http://schemas.microsoft.com/office/word/2010/wordml" xmlns:w15="http://schemas.microsoft.com/office/word/2012/wordml" xmlns:w16cei="http://schemas.microsoft.com/office/word/2026/wordml/cei" xmlns:w16cex="http://schemas.microsoft.com/office/word/2018/wordml/cex" xmlns:w16cid="http://schemas.microsoft.com/office/word/2016/wordml/cid" xmlns:w16="http://schemas.microsoft.com/office/word/2018/wordml" xmlns:w16du="http://schemas.microsoft.com/office/word/2023/wordml/word16du" xmlns:w16sdtdh="http://schemas.microsoft.com/office/word/2020/wordml/sdtdatahash" xmlns:w16sdtfl="http://schemas.microsoft.com/office/word/2024/wordml/sdtformatlock" xmlns:w16se="http://schemas.microsoft.com/office/word/2015/wordml/symex" xmlns:wpg="http://schemas.microsoft.com/office/word/2010/wordprocessingGroup" xmlns:wpi="http://schemas.microsoft.com/office/word/2010/wordprocessingInk" xmlns:wne="http://schemas.microsoft.com/office/word/2006/wordml" xmlns:wps="http://schemas.microsoft.com/office/word/2010/wordprocessingShape" mc:Ignorable="w14 w15 w16se w16cid w16 w16cex w16sdtdh w16sdtfl w16du wp14">
+  <w:p>
+    <w:pPr>
+      <w:spacing w:after="0" w:line="259" w:lineRule="auto"/>
+      <w:ind w:left="0" w:right="1" w:firstLine="0"/>
+      <w:jc w:val="right"/>
+    </w:pPr>
+    <w:r>
+      <w:t xml:space="preserve"> page </w:t>
+    </w:r>
+    <w:r>
+      <w:fldChar w:fldCharType="begin"/>
+    </w:r>
+    <w:r>
+      <w:instrText xml:space="preserve"> PAGE   \* MERGEFORMAT </w:instrText>
+    </w:r>
+    <w:r>
+      <w:fldChar w:fldCharType="separate"/>
+    </w:r>
+    <w:r>
+      <w:rPr>
+        <w:rFonts w:eastAsia="Calibri" w:cs="Calibri"/>
+        <w:noProof/>
+      </w:rPr>
+      <w:t>1</w:t>
+    </w:r>
+    <w:r>
+      <w:rPr>
+        <w:rFonts w:eastAsia="Calibri" w:cs="Calibri"/>
+      </w:rPr>
+      <w:fldChar w:fldCharType="end"/>
+    </w:r>
+    <w:r>
+      <w:rPr>
+        <w:rFonts w:eastAsia="Calibri" w:cs="Calibri"/>
+      </w:rPr>
+      <w:t xml:space="preserve"> </w:t>
+    </w:r>
+  </w:p>
+</w:ftr>
+</file>
+
 <file path=word/footnotes.xml><?xml version="1.0" encoding="utf-8"?>
 <w:footnotes xmlns:wpc="http://schemas.microsoft.com/office/word/2010/wordprocessingCanvas" xmlns:cx="http://schemas.microsoft.com/office/drawing/2014/chartex" xmlns:cx1="http://schemas.microsoft.com/office/drawing/2015/9/8/chartex" xmlns:cx2="http://schemas.microsoft.com/office/drawing/2015/10/21/chartex" xmlns:cx3="http://schemas.microsoft.com/office/drawing/2016/5/9/chartex" xmlns:cx4="http://schemas.microsoft.com/office/drawing/2016/5/10/chartex" xmlns:cx5="http://schemas.microsoft.com/office/drawing/2016/5/11/chartex" xmlns:cx6="http://schemas.microsoft.com/office/drawing/2016/5/12/chartex" xmlns:cx7="http://schemas.microsoft.com/office/drawing/2016/5/13/chartex" xmlns:cx8="http://schemas.microsoft.com/office/drawing/2016/5/14/chartex" xmlns:mc="http://schemas.openxmlformats.org/markup-compatibility/2006" xmlns:aink="http://schemas.microsoft.com/office/drawing/2016/ink" xmlns:am3d="http://schemas.microsoft.com/office/drawing/2017/model3d" xmlns:o="urn:schemas-microsoft-com:office:office" xmlns:oel="http://schemas.microsoft.com/office/2019/extlst" xmlns:r="http://schemas.openxmlformats.org/officeDocument/2006/relationships" xmlns:m="http://schemas.openxmlformats.org/officeDocument/2006/math" xmlns:v="urn:schemas-microsoft-com:vml" xmlns:wp14="http://schemas.microsoft.com/office/word/2010/wordprocessingDrawing" xmlns:wp="http://schemas.openxmlformats.org/drawingml/2006/wordprocessingDrawing" xmlns:w10="urn:schemas-microsoft-com:office:word" xmlns:w="http://schemas.openxmlformats.org/wordprocessingml/2006/main" xmlns:w14="http://schemas.microsoft.com/office/word/2010/wordml" xmlns:w15="http://schemas.microsoft.com/office/word/2012/wordml" xmlns:w16cei="http://schemas.microsoft.com/office/word/2026/wordml/cei" xmlns:w16cex="http://schemas.microsoft.com/office/word/2018/wordml/cex" xmlns:w16cid="http://schemas.microsoft.com/office/word/2016/wordml/cid" xmlns:w16="http://schemas.microsoft.com/office/word/2018/wordml" xmlns:w16du="http://schemas.microsoft.com/office/word/2023/wordml/word16du" xmlns:w16sdtdh="http://schemas.microsoft.com/office/word/2020/wordml/sdtdatahash" xmlns:w16sdtfl="http://schemas.microsoft.com/office/word/2024/wordml/sdtformatlock" xmlns:w16se="http://schemas.microsoft.com/office/word/2015/wordml/symex" xmlns:wpg="http://schemas.microsoft.com/office/word/2010/wordprocessingGroup" xmlns:wpi="http://schemas.microsoft.com/office/word/2010/wordprocessingInk" xmlns:wne="http://schemas.microsoft.com/office/word/2006/wordml" xmlns:wps="http://schemas.microsoft.com/office/word/2010/wordprocessingShape" mc:Ignorable="w14 w15 w16se w16cid w16 w16cex w16sdtdh w16sdtfl w16du wp14">
   <w:footnote w:type="separator" w:id="-1">
@@ -9458,6 +9325,164 @@
 </file>
 
 <file path=word/header1.xml><?xml version="1.0" encoding="utf-8"?>
+<w:hdr xmlns:wpc="http://schemas.microsoft.com/office/word/2010/wordprocessingCanvas" xmlns:cx="http://schemas.microsoft.com/office/drawing/2014/chartex" xmlns:cx1="http://schemas.microsoft.com/office/drawing/2015/9/8/chartex" xmlns:cx2="http://schemas.microsoft.com/office/drawing/2015/10/21/chartex" xmlns:cx3="http://schemas.microsoft.com/office/drawing/2016/5/9/chartex" xmlns:cx4="http://schemas.microsoft.com/office/drawing/2016/5/10/chartex" xmlns:cx5="http://schemas.microsoft.com/office/drawing/2016/5/11/chartex" xmlns:cx6="http://schemas.microsoft.com/office/drawing/2016/5/12/chartex" xmlns:cx7="http://schemas.microsoft.com/office/drawing/2016/5/13/chartex" xmlns:cx8="http://schemas.microsoft.com/office/drawing/2016/5/14/chartex" xmlns:mc="http://schemas.openxmlformats.org/markup-compatibility/2006" xmlns:aink="http://schemas.microsoft.com/office/drawing/2016/ink" xmlns:am3d="http://schemas.microsoft.com/office/drawing/2017/model3d" xmlns:o="urn:schemas-microsoft-com:office:office" xmlns:oel="http://schemas.microsoft.com/office/2019/extlst" xmlns:r="http://schemas.openxmlformats.org/officeDocument/2006/relationships" xmlns:m="http://schemas.openxmlformats.org/officeDocument/2006/math" xmlns:v="urn:schemas-microsoft-com:vml" xmlns:wp14="http://schemas.microsoft.com/office/word/2010/wordprocessingDrawing" xmlns:wp="http://schemas.openxmlformats.org/drawingml/2006/wordprocessingDrawing" xmlns:w10="urn:schemas-microsoft-com:office:word" xmlns:w="http://schemas.openxmlformats.org/wordprocessingml/2006/main" xmlns:w14="http://schemas.microsoft.com/office/word/2010/wordml" xmlns:w15="http://schemas.microsoft.com/office/word/2012/wordml" xmlns:w16cei="http://schemas.microsoft.com/office/word/2026/wordml/cei" xmlns:w16cex="http://schemas.microsoft.com/office/word/2018/wordml/cex" xmlns:w16cid="http://schemas.microsoft.com/office/word/2016/wordml/cid" xmlns:w16="http://schemas.microsoft.com/office/word/2018/wordml" xmlns:w16du="http://schemas.microsoft.com/office/word/2023/wordml/word16du" xmlns:w16sdtdh="http://schemas.microsoft.com/office/word/2020/wordml/sdtdatahash" xmlns:w16sdtfl="http://schemas.microsoft.com/office/word/2024/wordml/sdtformatlock" xmlns:w16se="http://schemas.microsoft.com/office/word/2015/wordml/symex" xmlns:wpg="http://schemas.microsoft.com/office/word/2010/wordprocessingGroup" xmlns:wpi="http://schemas.microsoft.com/office/word/2010/wordprocessingInk" xmlns:wne="http://schemas.microsoft.com/office/word/2006/wordml" xmlns:wps="http://schemas.microsoft.com/office/word/2010/wordprocessingShape" mc:Ignorable="w14 w15 w16se w16cid w16 w16cex w16sdtdh w16sdtfl w16du wp14">
+  <w:p>
+    <w:pPr>
+      <w:spacing w:after="0" w:line="259" w:lineRule="auto"/>
+      <w:ind w:left="0" w:right="106" w:firstLine="0"/>
+      <w:jc w:val="right"/>
+    </w:pPr>
+    <w:r>
+      <w:rPr>
+        <w:noProof/>
+      </w:rPr>
+      <w:drawing>
+        <wp:anchor distT="0" distB="0" distL="114300" distR="114300" simplePos="0" relativeHeight="251659264" behindDoc="0" locked="0" layoutInCell="1" allowOverlap="0" wp14:anchorId="6566F140" wp14:editId="39422414">
+          <wp:simplePos x="0" y="0"/>
+          <wp:positionH relativeFrom="page">
+            <wp:posOffset>914400</wp:posOffset>
+          </wp:positionH>
+          <wp:positionV relativeFrom="page">
+            <wp:posOffset>457200</wp:posOffset>
+          </wp:positionV>
+          <wp:extent cx="5845810" cy="600710"/>
+          <wp:effectExtent l="0" t="0" r="0" b="0"/>
+          <wp:wrapSquare wrapText="bothSides"/>
+          <wp:docPr id="1352692909" name="Picture 1352692909"/>
+          <wp:cNvGraphicFramePr/>
+          <a:graphic xmlns:a="http://schemas.openxmlformats.org/drawingml/2006/main">
+            <a:graphicData uri="http://schemas.openxmlformats.org/drawingml/2006/picture">
+              <pic:pic xmlns:pic="http://schemas.openxmlformats.org/drawingml/2006/picture">
+                <pic:nvPicPr>
+                  <pic:cNvPr id="204" name="Picture 204"/>
+                  <pic:cNvPicPr/>
+                </pic:nvPicPr>
+                <pic:blipFill>
+                  <a:blip r:embed="rId1"/>
+                  <a:stretch>
+                    <a:fillRect/>
+                  </a:stretch>
+                </pic:blipFill>
+                <pic:spPr>
+                  <a:xfrm>
+                    <a:off x="0" y="0"/>
+                    <a:ext cx="5845810" cy="600710"/>
+                  </a:xfrm>
+                  <a:prstGeom prst="rect">
+                    <a:avLst/>
+                  </a:prstGeom>
+                </pic:spPr>
+              </pic:pic>
+            </a:graphicData>
+          </a:graphic>
+        </wp:anchor>
+      </w:drawing>
+    </w:r>
+    <w:r>
+      <w:rPr>
+        <w:rFonts w:ascii="Calibri" w:eastAsia="Calibri" w:hAnsi="Calibri" w:cs="Calibri"/>
+      </w:rPr>
+      <w:t xml:space="preserve"> </w:t>
+    </w:r>
+  </w:p>
+  <w:p>
+    <w:pPr>
+      <w:spacing w:after="0" w:line="259" w:lineRule="auto"/>
+      <w:ind w:left="0" w:firstLine="0"/>
+    </w:pPr>
+    <w:r>
+      <w:rPr>
+        <w:rFonts w:ascii="Calibri" w:eastAsia="Calibri" w:hAnsi="Calibri" w:cs="Calibri"/>
+      </w:rPr>
+      <w:t xml:space="preserve"> </w:t>
+    </w:r>
+  </w:p>
+</w:hdr>
+</file>
+
+<file path=word/header2.xml><?xml version="1.0" encoding="utf-8"?>
+<w:hdr xmlns:wpc="http://schemas.microsoft.com/office/word/2010/wordprocessingCanvas" xmlns:cx="http://schemas.microsoft.com/office/drawing/2014/chartex" xmlns:cx1="http://schemas.microsoft.com/office/drawing/2015/9/8/chartex" xmlns:cx2="http://schemas.microsoft.com/office/drawing/2015/10/21/chartex" xmlns:cx3="http://schemas.microsoft.com/office/drawing/2016/5/9/chartex" xmlns:cx4="http://schemas.microsoft.com/office/drawing/2016/5/10/chartex" xmlns:cx5="http://schemas.microsoft.com/office/drawing/2016/5/11/chartex" xmlns:cx6="http://schemas.microsoft.com/office/drawing/2016/5/12/chartex" xmlns:cx7="http://schemas.microsoft.com/office/drawing/2016/5/13/chartex" xmlns:cx8="http://schemas.microsoft.com/office/drawing/2016/5/14/chartex" xmlns:mc="http://schemas.openxmlformats.org/markup-compatibility/2006" xmlns:aink="http://schemas.microsoft.com/office/drawing/2016/ink" xmlns:am3d="http://schemas.microsoft.com/office/drawing/2017/model3d" xmlns:o="urn:schemas-microsoft-com:office:office" xmlns:oel="http://schemas.microsoft.com/office/2019/extlst" xmlns:r="http://schemas.openxmlformats.org/officeDocument/2006/relationships" xmlns:m="http://schemas.openxmlformats.org/officeDocument/2006/math" xmlns:v="urn:schemas-microsoft-com:vml" xmlns:wp14="http://schemas.microsoft.com/office/word/2010/wordprocessingDrawing" xmlns:wp="http://schemas.openxmlformats.org/drawingml/2006/wordprocessingDrawing" xmlns:w10="urn:schemas-microsoft-com:office:word" xmlns:w="http://schemas.openxmlformats.org/wordprocessingml/2006/main" xmlns:w14="http://schemas.microsoft.com/office/word/2010/wordml" xmlns:w15="http://schemas.microsoft.com/office/word/2012/wordml" xmlns:w16cei="http://schemas.microsoft.com/office/word/2026/wordml/cei" xmlns:w16cex="http://schemas.microsoft.com/office/word/2018/wordml/cex" xmlns:w16cid="http://schemas.microsoft.com/office/word/2016/wordml/cid" xmlns:w16="http://schemas.microsoft.com/office/word/2018/wordml" xmlns:w16du="http://schemas.microsoft.com/office/word/2023/wordml/word16du" xmlns:w16sdtdh="http://schemas.microsoft.com/office/word/2020/wordml/sdtdatahash" xmlns:w16sdtfl="http://schemas.microsoft.com/office/word/2024/wordml/sdtformatlock" xmlns:w16se="http://schemas.microsoft.com/office/word/2015/wordml/symex" xmlns:wpg="http://schemas.microsoft.com/office/word/2010/wordprocessingGroup" xmlns:wpi="http://schemas.microsoft.com/office/word/2010/wordprocessingInk" xmlns:wne="http://schemas.microsoft.com/office/word/2006/wordml" xmlns:wps="http://schemas.microsoft.com/office/word/2010/wordprocessingShape" mc:Ignorable="w14 w15 w16se w16cid w16 w16cex w16sdtdh w16sdtfl w16du wp14">
+  <w:p>
+    <w:pPr>
+      <w:spacing w:after="0" w:line="259" w:lineRule="auto"/>
+      <w:ind w:left="0" w:right="106" w:firstLine="0"/>
+      <w:jc w:val="right"/>
+      <w:rPr>
+        <w:b/>
+        <w:bCs/>
+        <w:noProof/>
+      </w:rPr>
+    </w:pPr>
+    <w:r>
+      <w:rPr>
+        <w:b/>
+        <w:bCs/>
+        <w:noProof/>
+      </w:rPr>
+      <w:t>EENG 385: BJT DC</w:t>
+    </w:r>
+  </w:p>
+</w:hdr>
+</file>
+
+<file path=word/header3.xml><?xml version="1.0" encoding="utf-8"?>
+<w:hdr xmlns:wpc="http://schemas.microsoft.com/office/word/2010/wordprocessingCanvas" xmlns:cx="http://schemas.microsoft.com/office/drawing/2014/chartex" xmlns:cx1="http://schemas.microsoft.com/office/drawing/2015/9/8/chartex" xmlns:cx2="http://schemas.microsoft.com/office/drawing/2015/10/21/chartex" xmlns:cx3="http://schemas.microsoft.com/office/drawing/2016/5/9/chartex" xmlns:cx4="http://schemas.microsoft.com/office/drawing/2016/5/10/chartex" xmlns:cx5="http://schemas.microsoft.com/office/drawing/2016/5/11/chartex" xmlns:cx6="http://schemas.microsoft.com/office/drawing/2016/5/12/chartex" xmlns:cx7="http://schemas.microsoft.com/office/drawing/2016/5/13/chartex" xmlns:cx8="http://schemas.microsoft.com/office/drawing/2016/5/14/chartex" xmlns:mc="http://schemas.openxmlformats.org/markup-compatibility/2006" xmlns:aink="http://schemas.microsoft.com/office/drawing/2016/ink" xmlns:am3d="http://schemas.microsoft.com/office/drawing/2017/model3d" xmlns:o="urn:schemas-microsoft-com:office:office" xmlns:oel="http://schemas.microsoft.com/office/2019/extlst" xmlns:r="http://schemas.openxmlformats.org/officeDocument/2006/relationships" xmlns:m="http://schemas.openxmlformats.org/officeDocument/2006/math" xmlns:v="urn:schemas-microsoft-com:vml" xmlns:wp14="http://schemas.microsoft.com/office/word/2010/wordprocessingDrawing" xmlns:wp="http://schemas.openxmlformats.org/drawingml/2006/wordprocessingDrawing" xmlns:w10="urn:schemas-microsoft-com:office:word" xmlns:w="http://schemas.openxmlformats.org/wordprocessingml/2006/main" xmlns:w14="http://schemas.microsoft.com/office/word/2010/wordml" xmlns:w15="http://schemas.microsoft.com/office/word/2012/wordml" xmlns:w16cei="http://schemas.microsoft.com/office/word/2026/wordml/cei" xmlns:w16cex="http://schemas.microsoft.com/office/word/2018/wordml/cex" xmlns:w16cid="http://schemas.microsoft.com/office/word/2016/wordml/cid" xmlns:w16="http://schemas.microsoft.com/office/word/2018/wordml" xmlns:w16du="http://schemas.microsoft.com/office/word/2023/wordml/word16du" xmlns:w16sdtdh="http://schemas.microsoft.com/office/word/2020/wordml/sdtdatahash" xmlns:w16sdtfl="http://schemas.microsoft.com/office/word/2024/wordml/sdtformatlock" xmlns:w16se="http://schemas.microsoft.com/office/word/2015/wordml/symex" xmlns:wpg="http://schemas.microsoft.com/office/word/2010/wordprocessingGroup" xmlns:wpi="http://schemas.microsoft.com/office/word/2010/wordprocessingInk" xmlns:wne="http://schemas.microsoft.com/office/word/2006/wordml" xmlns:wps="http://schemas.microsoft.com/office/word/2010/wordprocessingShape" mc:Ignorable="w14 w15 w16se w16cid w16 w16cex w16sdtdh w16sdtfl w16du wp14">
+  <w:p>
+    <w:pPr>
+      <w:spacing w:after="0" w:line="259" w:lineRule="auto"/>
+      <w:ind w:left="0" w:right="106" w:firstLine="0"/>
+    </w:pPr>
+    <w:r>
+      <w:rPr>
+        <w:noProof/>
+      </w:rPr>
+      <w:drawing>
+        <wp:anchor distT="0" distB="0" distL="114300" distR="114300" simplePos="0" relativeHeight="251659264" behindDoc="0" locked="0" layoutInCell="1" allowOverlap="0" wp14:anchorId="69525D89" wp14:editId="17DB4A75">
+          <wp:simplePos x="0" y="0"/>
+          <wp:positionH relativeFrom="page">
+            <wp:posOffset>914400</wp:posOffset>
+          </wp:positionH>
+          <wp:positionV relativeFrom="page">
+            <wp:posOffset>457200</wp:posOffset>
+          </wp:positionV>
+          <wp:extent cx="5845810" cy="600710"/>
+          <wp:effectExtent l="0" t="0" r="0" b="0"/>
+          <wp:wrapSquare wrapText="bothSides"/>
+          <wp:docPr id="712458107" name="Picture 712458107"/>
+          <wp:cNvGraphicFramePr/>
+          <a:graphic xmlns:a="http://schemas.openxmlformats.org/drawingml/2006/main">
+            <a:graphicData uri="http://schemas.openxmlformats.org/drawingml/2006/picture">
+              <pic:pic xmlns:pic="http://schemas.openxmlformats.org/drawingml/2006/picture">
+                <pic:nvPicPr>
+                  <pic:cNvPr id="7" name="Picture 7"/>
+                  <pic:cNvPicPr/>
+                </pic:nvPicPr>
+                <pic:blipFill>
+                  <a:blip r:embed="rId1"/>
+                  <a:stretch>
+                    <a:fillRect/>
+                  </a:stretch>
+                </pic:blipFill>
+                <pic:spPr>
+                  <a:xfrm>
+                    <a:off x="0" y="0"/>
+                    <a:ext cx="5845810" cy="600710"/>
+                  </a:xfrm>
+                  <a:prstGeom prst="rect">
+                    <a:avLst/>
+                  </a:prstGeom>
+                </pic:spPr>
+              </pic:pic>
+            </a:graphicData>
+          </a:graphic>
+        </wp:anchor>
+      </w:drawing>
+    </w:r>
+  </w:p>
+</w:hdr>
+</file>
+
+<file path=word/header4.xml><?xml version="1.0" encoding="utf-8"?>
 <w:hdr xmlns:wpc="http://schemas.microsoft.com/office/word/2010/wordprocessingCanvas" xmlns:cx="http://schemas.microsoft.com/office/drawing/2014/chartex" xmlns:cx1="http://schemas.microsoft.com/office/drawing/2015/9/8/chartex" xmlns:cx2="http://schemas.microsoft.com/office/drawing/2015/10/21/chartex" xmlns:cx3="http://schemas.microsoft.com/office/drawing/2016/5/9/chartex" xmlns:cx4="http://schemas.microsoft.com/office/drawing/2016/5/10/chartex" xmlns:cx5="http://schemas.microsoft.com/office/drawing/2016/5/11/chartex" xmlns:cx6="http://schemas.microsoft.com/office/drawing/2016/5/12/chartex" xmlns:cx7="http://schemas.microsoft.com/office/drawing/2016/5/13/chartex" xmlns:cx8="http://schemas.microsoft.com/office/drawing/2016/5/14/chartex" xmlns:mc="http://schemas.openxmlformats.org/markup-compatibility/2006" xmlns:aink="http://schemas.microsoft.com/office/drawing/2016/ink" xmlns:am3d="http://schemas.microsoft.com/office/drawing/2017/model3d" xmlns:o="urn:schemas-microsoft-com:office:office" xmlns:oel="http://schemas.microsoft.com/office/2019/extlst" xmlns:r="http://schemas.openxmlformats.org/officeDocument/2006/relationships" xmlns:m="http://schemas.openxmlformats.org/officeDocument/2006/math" xmlns:v="urn:schemas-microsoft-com:vml" xmlns:wp14="http://schemas.microsoft.com/office/word/2010/wordprocessingDrawing" xmlns:wp="http://schemas.openxmlformats.org/drawingml/2006/wordprocessingDrawing" xmlns:w10="urn:schemas-microsoft-com:office:word" xmlns:w="http://schemas.openxmlformats.org/wordprocessingml/2006/main" xmlns:w14="http://schemas.microsoft.com/office/word/2010/wordml" xmlns:w15="http://schemas.microsoft.com/office/word/2012/wordml" xmlns:w16cei="http://schemas.microsoft.com/office/word/2026/wordml/cei" xmlns:w16cex="http://schemas.microsoft.com/office/word/2018/wordml/cex" xmlns:w16cid="http://schemas.microsoft.com/office/word/2016/wordml/cid" xmlns:w16="http://schemas.microsoft.com/office/word/2018/wordml" xmlns:w16du="http://schemas.microsoft.com/office/word/2023/wordml/word16du" xmlns:w16sdtdh="http://schemas.microsoft.com/office/word/2020/wordml/sdtdatahash" xmlns:w16sdtfl="http://schemas.microsoft.com/office/word/2024/wordml/sdtformatlock" xmlns:w16se="http://schemas.microsoft.com/office/word/2015/wordml/symex" xmlns:wpg="http://schemas.microsoft.com/office/word/2010/wordprocessingGroup" xmlns:wpi="http://schemas.microsoft.com/office/word/2010/wordprocessingInk" xmlns:wne="http://schemas.microsoft.com/office/word/2006/wordml" xmlns:wps="http://schemas.microsoft.com/office/word/2010/wordprocessingShape" mc:Ignorable="w14 w15 w16se w16cid w16 w16cex w16sdtdh w16sdtfl w16du wp14">
   <w:p>
     <w:pPr>
@@ -9533,7 +9558,7 @@
 </w:hdr>
 </file>
 
-<file path=word/header2.xml><?xml version="1.0" encoding="utf-8"?>
+<file path=word/header5.xml><?xml version="1.0" encoding="utf-8"?>
 <w:hdr xmlns:wpc="http://schemas.microsoft.com/office/word/2010/wordprocessingCanvas" xmlns:cx="http://schemas.microsoft.com/office/drawing/2014/chartex" xmlns:cx1="http://schemas.microsoft.com/office/drawing/2015/9/8/chartex" xmlns:cx2="http://schemas.microsoft.com/office/drawing/2015/10/21/chartex" xmlns:cx3="http://schemas.microsoft.com/office/drawing/2016/5/9/chartex" xmlns:cx4="http://schemas.microsoft.com/office/drawing/2016/5/10/chartex" xmlns:cx5="http://schemas.microsoft.com/office/drawing/2016/5/11/chartex" xmlns:cx6="http://schemas.microsoft.com/office/drawing/2016/5/12/chartex" xmlns:cx7="http://schemas.microsoft.com/office/drawing/2016/5/13/chartex" xmlns:cx8="http://schemas.microsoft.com/office/drawing/2016/5/14/chartex" xmlns:mc="http://schemas.openxmlformats.org/markup-compatibility/2006" xmlns:aink="http://schemas.microsoft.com/office/drawing/2016/ink" xmlns:am3d="http://schemas.microsoft.com/office/drawing/2017/model3d" xmlns:o="urn:schemas-microsoft-com:office:office" xmlns:oel="http://schemas.microsoft.com/office/2019/extlst" xmlns:r="http://schemas.openxmlformats.org/officeDocument/2006/relationships" xmlns:m="http://schemas.openxmlformats.org/officeDocument/2006/math" xmlns:v="urn:schemas-microsoft-com:vml" xmlns:wp14="http://schemas.microsoft.com/office/word/2010/wordprocessingDrawing" xmlns:wp="http://schemas.openxmlformats.org/drawingml/2006/wordprocessingDrawing" xmlns:w10="urn:schemas-microsoft-com:office:word" xmlns:w="http://schemas.openxmlformats.org/wordprocessingml/2006/main" xmlns:w14="http://schemas.microsoft.com/office/word/2010/wordml" xmlns:w15="http://schemas.microsoft.com/office/word/2012/wordml" xmlns:w16cei="http://schemas.microsoft.com/office/word/2026/wordml/cei" xmlns:w16cex="http://schemas.microsoft.com/office/word/2018/wordml/cex" xmlns:w16cid="http://schemas.microsoft.com/office/word/2016/wordml/cid" xmlns:w16="http://schemas.microsoft.com/office/word/2018/wordml" xmlns:w16du="http://schemas.microsoft.com/office/word/2023/wordml/word16du" xmlns:w16sdtdh="http://schemas.microsoft.com/office/word/2020/wordml/sdtdatahash" xmlns:w16sdtfl="http://schemas.microsoft.com/office/word/2024/wordml/sdtformatlock" xmlns:w16se="http://schemas.microsoft.com/office/word/2015/wordml/symex" xmlns:wpg="http://schemas.microsoft.com/office/word/2010/wordprocessingGroup" xmlns:wpi="http://schemas.microsoft.com/office/word/2010/wordprocessingInk" xmlns:wne="http://schemas.microsoft.com/office/word/2006/wordml" xmlns:wps="http://schemas.microsoft.com/office/word/2010/wordprocessingShape" mc:Ignorable="w14 w15 w16se w16cid w16 w16cex w16sdtdh w16sdtfl w16du wp14">
   <w:p>
     <w:pPr>
@@ -9606,7 +9631,7 @@
 </w:hdr>
 </file>
 
-<file path=word/header3.xml><?xml version="1.0" encoding="utf-8"?>
+<file path=word/header6.xml><?xml version="1.0" encoding="utf-8"?>
 <w:hdr xmlns:wpc="http://schemas.microsoft.com/office/word/2010/wordprocessingCanvas" xmlns:cx="http://schemas.microsoft.com/office/drawing/2014/chartex" xmlns:cx1="http://schemas.microsoft.com/office/drawing/2015/9/8/chartex" xmlns:cx2="http://schemas.microsoft.com/office/drawing/2015/10/21/chartex" xmlns:cx3="http://schemas.microsoft.com/office/drawing/2016/5/9/chartex" xmlns:cx4="http://schemas.microsoft.com/office/drawing/2016/5/10/chartex" xmlns:cx5="http://schemas.microsoft.com/office/drawing/2016/5/11/chartex" xmlns:cx6="http://schemas.microsoft.com/office/drawing/2016/5/12/chartex" xmlns:cx7="http://schemas.microsoft.com/office/drawing/2016/5/13/chartex" xmlns:cx8="http://schemas.microsoft.com/office/drawing/2016/5/14/chartex" xmlns:mc="http://schemas.openxmlformats.org/markup-compatibility/2006" xmlns:aink="http://schemas.microsoft.com/office/drawing/2016/ink" xmlns:am3d="http://schemas.microsoft.com/office/drawing/2017/model3d" xmlns:o="urn:schemas-microsoft-com:office:office" xmlns:oel="http://schemas.microsoft.com/office/2019/extlst" xmlns:r="http://schemas.openxmlformats.org/officeDocument/2006/relationships" xmlns:m="http://schemas.openxmlformats.org/officeDocument/2006/math" xmlns:v="urn:schemas-microsoft-com:vml" xmlns:wp14="http://schemas.microsoft.com/office/word/2010/wordprocessingDrawing" xmlns:wp="http://schemas.openxmlformats.org/drawingml/2006/wordprocessingDrawing" xmlns:w10="urn:schemas-microsoft-com:office:word" xmlns:w="http://schemas.openxmlformats.org/wordprocessingml/2006/main" xmlns:w14="http://schemas.microsoft.com/office/word/2010/wordml" xmlns:w15="http://schemas.microsoft.com/office/word/2012/wordml" xmlns:w16cei="http://schemas.microsoft.com/office/word/2026/wordml/cei" xmlns:w16cex="http://schemas.microsoft.com/office/word/2018/wordml/cex" xmlns:w16cid="http://schemas.microsoft.com/office/word/2016/wordml/cid" xmlns:w16="http://schemas.microsoft.com/office/word/2018/wordml" xmlns:w16du="http://schemas.microsoft.com/office/word/2023/wordml/word16du" xmlns:w16sdtdh="http://schemas.microsoft.com/office/word/2020/wordml/sdtdatahash" xmlns:w16sdtfl="http://schemas.microsoft.com/office/word/2024/wordml/sdtformatlock" xmlns:w16se="http://schemas.microsoft.com/office/word/2015/wordml/symex" xmlns:wpg="http://schemas.microsoft.com/office/word/2010/wordprocessingGroup" xmlns:wpi="http://schemas.microsoft.com/office/word/2010/wordprocessingInk" xmlns:wne="http://schemas.microsoft.com/office/word/2006/wordml" xmlns:wps="http://schemas.microsoft.com/office/word/2010/wordprocessingShape" mc:Ignorable="w14 w15 w16se w16cid w16 w16cex w16sdtdh w16sdtfl w16du wp14">
   <w:p>
     <w:pPr>
